--- a/Chapter 12-LatestDevelopment.docx
+++ b/Chapter 12-LatestDevelopment.docx
@@ -33,7 +33,22 @@
           <w:lang w:val="en-US"/>
           <w14:ligatures w14:val="none"/>
         </w:rPr>
-        <w:t>Chapter 11</w:t>
+        <w:t>Chapter 1</w:t>
+      </w:r>
+      <w:r>
+        <w:rPr>
+          <w:rFonts w:ascii="Palatino Linotype" w:eastAsia="Palatino Linotype" w:hAnsi="Palatino Linotype" w:cs="Palatino Linotype"/>
+          <w:bCs/>
+          <w:smallCaps/>
+          <w:color w:val="0F4761" w:themeColor="accent1" w:themeShade="BF"/>
+          <w:spacing w:val="0"/>
+          <w:kern w:val="0"/>
+          <w:sz w:val="70"/>
+          <w:szCs w:val="70"/>
+          <w:lang w:val="en-US"/>
+          <w14:ligatures w14:val="none"/>
+        </w:rPr>
+        <w:t>2</w:t>
       </w:r>
     </w:p>
     <w:p>
@@ -286,7 +301,6 @@
         <w:rPr>
           <w:noProof/>
         </w:rPr>
-        <w:lastRenderedPageBreak/>
         <w:drawing>
           <wp:inline distT="0" distB="0" distL="0" distR="0" wp14:anchorId="03EADAA8" wp14:editId="1C3DB5C9">
             <wp:extent cx="5731510" cy="3554730"/>
@@ -364,15 +378,7 @@
         <w:t>Simple Agent Development</w:t>
       </w:r>
       <w:r>
-        <w:t xml:space="preserve">: Developers can define an agent with just a few lines of code or configuration. Using the Azure AI Python or .NET SDKs, one specifies the AI model to use (e.g. GPT-4), provides the agent’s instructions or prompt (defining its role and </w:t>
-      </w:r>
-      <w:proofErr w:type="spellStart"/>
-      <w:r>
-        <w:t>behavior</w:t>
-      </w:r>
-      <w:proofErr w:type="spellEnd"/>
-      <w:r>
-        <w:t>), and registers any tools the agent can use. The service handles hosting the model and orchestrating tool usage for you.</w:t>
+        <w:t>: Developers can define an agent with just a few lines of code or configuration. Using the Azure AI Python or .NET SDKs, one specifies the AI model to use (e.g. GPT-4), provides the agent’s instructions or prompt (defining its role and behavior), and registers any tools the agent can use. The service handles hosting the model and orchestrating tool usage for you.</w:t>
       </w:r>
     </w:p>
     <w:p>
@@ -422,27 +428,7 @@
         <w:t>Multi-Modal and Extensible</w:t>
       </w:r>
       <w:r>
-        <w:t xml:space="preserve">: Agents aren’t limited to text Q&amp;A; they can perform transactions and workflow automation. Azure AI Agent Service supports connecting to external tools via </w:t>
-      </w:r>
-      <w:proofErr w:type="spellStart"/>
-      <w:r>
-        <w:t>OpenAPI</w:t>
-      </w:r>
-      <w:proofErr w:type="spellEnd"/>
-      <w:r>
-        <w:t xml:space="preserve"> specifications and can even extend open-source agent frameworks (like Microsoft’s Semantic Kernel or the </w:t>
-      </w:r>
-      <w:proofErr w:type="spellStart"/>
-      <w:r>
-        <w:t>LlamaIndex</w:t>
-      </w:r>
-      <w:proofErr w:type="spellEnd"/>
-      <w:r>
-        <w:t xml:space="preserve"> agent patterns) with cloud-scale capabilities. In practice, this </w:t>
-      </w:r>
-      <w:r>
-        <w:lastRenderedPageBreak/>
-        <w:t>means an agent can be endowed with new powers simply by adding a tool – for instance, giving it access to a SharePoint MCP endpoint (more on MCP shortly) to fetch documents, or a translation API to translate its outputs.</w:t>
+        <w:t>: Agents aren’t limited to text Q&amp;A; they can perform transactions and workflow automation. Azure AI Agent Service supports connecting to external tools via OpenAPI specifications and can even extend open-source agent frameworks (like Microsoft’s Semantic Kernel or the LlamaIndex agent patterns) with cloud-scale capabilities. In practice, this means an agent can be endowed with new powers simply by adding a tool – for instance, giving it access to a SharePoint MCP endpoint (more on MCP shortly) to fetch documents, or a translation API to translate its outputs.</w:t>
       </w:r>
     </w:p>
     <w:p>
@@ -482,89 +468,32 @@
     </w:p>
     <w:p>
       <w:r>
-        <w:t xml:space="preserve">agent = </w:t>
-      </w:r>
-      <w:proofErr w:type="spellStart"/>
-      <w:r>
-        <w:t>AzureAIAgent</w:t>
-      </w:r>
-      <w:proofErr w:type="spellEnd"/>
-      <w:r>
-        <w:t>()</w:t>
-      </w:r>
-    </w:p>
-    <w:p>
-      <w:proofErr w:type="spellStart"/>
-      <w:r>
-        <w:t>agent.connect</w:t>
-      </w:r>
-      <w:proofErr w:type="spellEnd"/>
-      <w:r>
-        <w:t>(source='</w:t>
-      </w:r>
-      <w:proofErr w:type="spellStart"/>
-      <w:r>
-        <w:t>SalesDB</w:t>
-      </w:r>
-      <w:proofErr w:type="spellEnd"/>
-      <w:r>
-        <w:t>', target='</w:t>
-      </w:r>
-      <w:proofErr w:type="spellStart"/>
-      <w:r>
-        <w:t>AnalyticsLake</w:t>
-      </w:r>
-      <w:proofErr w:type="spellEnd"/>
-      <w:r>
-        <w:t>')</w:t>
-      </w:r>
-    </w:p>
-    <w:p>
-      <w:proofErr w:type="spellStart"/>
-      <w:r>
-        <w:t>agent.ingest</w:t>
-      </w:r>
-      <w:proofErr w:type="spellEnd"/>
-      <w:r>
-        <w:t>()</w:t>
-      </w:r>
-    </w:p>
-    <w:p>
-      <w:proofErr w:type="spellStart"/>
-      <w:r>
-        <w:t>agent.transform</w:t>
-      </w:r>
-      <w:proofErr w:type="spellEnd"/>
-      <w:r>
-        <w:t>(rules='cleanse, deduplicate')</w:t>
-      </w:r>
-    </w:p>
-    <w:p>
-      <w:proofErr w:type="spellStart"/>
-      <w:r>
-        <w:t>agent.analyse</w:t>
-      </w:r>
-      <w:proofErr w:type="spellEnd"/>
-      <w:r>
-        <w:t>()</w:t>
-      </w:r>
-    </w:p>
-    <w:p>
-      <w:proofErr w:type="spellStart"/>
-      <w:r>
-        <w:t>agent.notify</w:t>
-      </w:r>
-      <w:proofErr w:type="spellEnd"/>
-      <w:r>
-        <w:t>('</w:t>
-      </w:r>
-      <w:proofErr w:type="spellStart"/>
-      <w:r>
-        <w:t>BusinessTeam</w:t>
-      </w:r>
-      <w:proofErr w:type="spellEnd"/>
-      <w:r>
-        <w:t>')</w:t>
+        <w:t>agent = AzureAIAgent()</w:t>
+      </w:r>
+    </w:p>
+    <w:p>
+      <w:r>
+        <w:t>agent.connect(source='SalesDB', target='AnalyticsLake')</w:t>
+      </w:r>
+    </w:p>
+    <w:p>
+      <w:r>
+        <w:t>agent.ingest()</w:t>
+      </w:r>
+    </w:p>
+    <w:p>
+      <w:r>
+        <w:t>agent.transform(rules='cleanse, deduplicate')</w:t>
+      </w:r>
+    </w:p>
+    <w:p>
+      <w:r>
+        <w:t>agent.analyse()</w:t>
+      </w:r>
+    </w:p>
+    <w:p>
+      <w:r>
+        <w:t>agent.notify('BusinessTeam')</w:t>
       </w:r>
     </w:p>
     <w:p>
@@ -582,7 +511,6 @@
     </w:p>
     <w:p>
       <w:r>
-        <w:lastRenderedPageBreak/>
         <w:t>Microsoft has introduced multi-agent capabilities through the integration of Fabric Data Agents with Microsoft Copilot Studio (the environment for building custom Copilot applications). In mid-2025, a preview was released that enables agent-to-agent communication using the Model Context Protocol (MCP) inside Copilot Studio. Put simply, an agent you create in Fabric (e.g., a data analysis agent) can “talk” to another agent in Microsoft 365 Copilot (e.g., an Office document assistant) via a standardized protocol, so they can coordinate actions.</w:t>
       </w:r>
     </w:p>
@@ -663,15 +591,7 @@
         <w:t>Agent A (Fabric Data Agent)</w:t>
       </w:r>
       <w:r>
-        <w:t xml:space="preserve"> – “Finance Data Agent,” which can pull real-time sales figures from the enterprise data lake (</w:t>
-      </w:r>
-      <w:proofErr w:type="spellStart"/>
-      <w:r>
-        <w:t>OneLake</w:t>
-      </w:r>
-      <w:proofErr w:type="spellEnd"/>
-      <w:r>
-        <w:t>) and understand the data context (e.g., knows fiscal year definitions, sales hierarchies).</w:t>
+        <w:t xml:space="preserve"> – “Finance Data Agent,” which can pull real-time sales figures from the enterprise data lake (OneLake) and understand the data context (e.g., knows fiscal year definitions, sales hierarchies).</w:t>
       </w:r>
     </w:p>
     <w:p>
@@ -877,23 +797,7 @@
                 <w:rFonts w:eastAsia="Consolas" w:cs="Consolas"/>
                 <w:color w:val="0A3069"/>
               </w:rPr>
-              <w:t>"</w:t>
-            </w:r>
-            <w:proofErr w:type="spellStart"/>
-            <w:r>
-              <w:rPr>
-                <w:rFonts w:eastAsia="Consolas" w:cs="Consolas"/>
-                <w:color w:val="0A3069"/>
-              </w:rPr>
-              <w:t>SalesDataAgent</w:t>
-            </w:r>
-            <w:proofErr w:type="spellEnd"/>
-            <w:r>
-              <w:rPr>
-                <w:rFonts w:eastAsia="Consolas" w:cs="Consolas"/>
-                <w:color w:val="0A3069"/>
-              </w:rPr>
-              <w:t>"</w:t>
+              <w:t>"SalesDataAgent"</w:t>
             </w:r>
             <w:r>
               <w:rPr>
@@ -985,23 +889,7 @@
                 <w:rFonts w:eastAsia="Consolas" w:cs="Consolas"/>
                 <w:color w:val="0A3069"/>
               </w:rPr>
-              <w:t>"https://api.fabric.microsoft.com/</w:t>
-            </w:r>
-            <w:proofErr w:type="spellStart"/>
-            <w:r>
-              <w:rPr>
-                <w:rFonts w:eastAsia="Consolas" w:cs="Consolas"/>
-                <w:color w:val="0A3069"/>
-              </w:rPr>
-              <w:t>salesdata</w:t>
-            </w:r>
-            <w:proofErr w:type="spellEnd"/>
-            <w:r>
-              <w:rPr>
-                <w:rFonts w:eastAsia="Consolas" w:cs="Consolas"/>
-                <w:color w:val="0A3069"/>
-              </w:rPr>
-              <w:t>"</w:t>
+              <w:t>"https://api.fabric.microsoft.com/salesdata"</w:t>
             </w:r>
           </w:p>
           <w:p>
@@ -1040,23 +928,7 @@
                 <w:rFonts w:eastAsia="Consolas" w:cs="Consolas"/>
                 <w:color w:val="0A3069"/>
               </w:rPr>
-              <w:t>"</w:t>
-            </w:r>
-            <w:proofErr w:type="spellStart"/>
-            <w:r>
-              <w:rPr>
-                <w:rFonts w:eastAsia="Consolas" w:cs="Consolas"/>
-                <w:color w:val="0A3069"/>
-              </w:rPr>
-              <w:t>InventoryAgent</w:t>
-            </w:r>
-            <w:proofErr w:type="spellEnd"/>
-            <w:r>
-              <w:rPr>
-                <w:rFonts w:eastAsia="Consolas" w:cs="Consolas"/>
-                <w:color w:val="0A3069"/>
-              </w:rPr>
-              <w:t>"</w:t>
+              <w:t>"InventoryAgent"</w:t>
             </w:r>
             <w:r>
               <w:rPr>
@@ -1148,23 +1020,7 @@
                 <w:rFonts w:eastAsia="Consolas" w:cs="Consolas"/>
                 <w:color w:val="0A3069"/>
               </w:rPr>
-              <w:t>"</w:t>
-            </w:r>
-            <w:proofErr w:type="spellStart"/>
-            <w:r>
-              <w:rPr>
-                <w:rFonts w:eastAsia="Consolas" w:cs="Consolas"/>
-                <w:color w:val="0A3069"/>
-              </w:rPr>
-              <w:t>AzureFunction</w:t>
-            </w:r>
-            <w:proofErr w:type="spellEnd"/>
-            <w:r>
-              <w:rPr>
-                <w:rFonts w:eastAsia="Consolas" w:cs="Consolas"/>
-                <w:color w:val="0A3069"/>
-              </w:rPr>
-              <w:t>"</w:t>
+              <w:t>"AzureFunction"</w:t>
             </w:r>
           </w:p>
         </w:tc>
@@ -1172,31 +1028,7 @@
     </w:tbl>
     <w:p>
       <w:r>
-        <w:t xml:space="preserve">In this setup, a </w:t>
-      </w:r>
-      <w:proofErr w:type="spellStart"/>
-      <w:r>
-        <w:t>SalesDataAgent</w:t>
-      </w:r>
-      <w:proofErr w:type="spellEnd"/>
-      <w:r>
-        <w:t xml:space="preserve"> might first retrieve the latest sales figures by calling Fabric’s data APIs, then invoke the </w:t>
-      </w:r>
-      <w:proofErr w:type="spellStart"/>
-      <w:r>
-        <w:t>InventoryAgent</w:t>
-      </w:r>
-      <w:proofErr w:type="spellEnd"/>
-      <w:r>
-        <w:t xml:space="preserve"> (via Copilot Studio’s orchestration) to ensure there is enough stock to </w:t>
-      </w:r>
-      <w:proofErr w:type="spellStart"/>
-      <w:r>
-        <w:t>fulfill</w:t>
-      </w:r>
-      <w:proofErr w:type="spellEnd"/>
-      <w:r>
-        <w:t xml:space="preserve"> incoming orders . Together, they automate a normally multi-step process: the sales agent provides context to the inventory agent, which checks inventory and maybe triggers a restock if needed.</w:t>
+        <w:t>In this setup, a SalesDataAgent might first retrieve the latest sales figures by calling Fabric’s data APIs, then invoke the InventoryAgent (via Copilot Studio’s orchestration) to ensure there is enough stock to fulfill incoming orders . Together, they automate a normally multi-step process: the sales agent provides context to the inventory agent, which checks inventory and maybe triggers a restock if needed.</w:t>
       </w:r>
     </w:p>
     <w:p>
@@ -1270,79 +1102,27 @@
     </w:p>
     <w:p>
       <w:r>
-        <w:t xml:space="preserve">orchestrator = </w:t>
-      </w:r>
-      <w:proofErr w:type="spellStart"/>
-      <w:r>
-        <w:t>AzureAgentOrchestrator</w:t>
-      </w:r>
-      <w:proofErr w:type="spellEnd"/>
-      <w:r>
-        <w:t>()</w:t>
-      </w:r>
-    </w:p>
-    <w:p>
-      <w:proofErr w:type="spellStart"/>
-      <w:r>
-        <w:t>orchestrator.add</w:t>
-      </w:r>
-      <w:proofErr w:type="spellEnd"/>
-      <w:r>
-        <w:t>(agent1, task='</w:t>
-      </w:r>
-      <w:proofErr w:type="spellStart"/>
-      <w:r>
-        <w:t>ExtractData</w:t>
-      </w:r>
-      <w:proofErr w:type="spellEnd"/>
-      <w:r>
-        <w:t>')</w:t>
-      </w:r>
-    </w:p>
-    <w:p>
-      <w:proofErr w:type="spellStart"/>
-      <w:r>
-        <w:t>orchestrator.add</w:t>
-      </w:r>
-      <w:proofErr w:type="spellEnd"/>
-      <w:r>
-        <w:t>(agent2, task='</w:t>
-      </w:r>
-      <w:proofErr w:type="spellStart"/>
-      <w:r>
-        <w:t>ValidateData</w:t>
-      </w:r>
-      <w:proofErr w:type="spellEnd"/>
-      <w:r>
-        <w:t>')</w:t>
-      </w:r>
-    </w:p>
-    <w:p>
-      <w:proofErr w:type="spellStart"/>
-      <w:r>
-        <w:t>orchestrator.add</w:t>
-      </w:r>
-      <w:proofErr w:type="spellEnd"/>
-      <w:r>
-        <w:t>(agent3, task='</w:t>
-      </w:r>
-      <w:proofErr w:type="spellStart"/>
-      <w:r>
-        <w:t>EnrichData</w:t>
-      </w:r>
-      <w:proofErr w:type="spellEnd"/>
-      <w:r>
-        <w:t>')</w:t>
-      </w:r>
-    </w:p>
-    <w:p>
-      <w:proofErr w:type="spellStart"/>
-      <w:r>
-        <w:t>orchestrator.execute</w:t>
-      </w:r>
-      <w:proofErr w:type="spellEnd"/>
-      <w:r>
-        <w:t>()</w:t>
+        <w:t>orchestrator = AzureAgentOrchestrator()</w:t>
+      </w:r>
+    </w:p>
+    <w:p>
+      <w:r>
+        <w:t>orchestrator.add(agent1, task='ExtractData')</w:t>
+      </w:r>
+    </w:p>
+    <w:p>
+      <w:r>
+        <w:t>orchestrator.add(agent2, task='ValidateData')</w:t>
+      </w:r>
+    </w:p>
+    <w:p>
+      <w:r>
+        <w:t>orchestrator.add(agent3, task='EnrichData')</w:t>
+      </w:r>
+    </w:p>
+    <w:p>
+      <w:r>
+        <w:t>orchestrator.execute()</w:t>
       </w:r>
     </w:p>
     <w:p>
@@ -1350,7 +1130,6 @@
         <w:pStyle w:val="Heading2"/>
       </w:pPr>
       <w:r>
-        <w:lastRenderedPageBreak/>
         <w:t>Agentic Data Pipelines</w:t>
       </w:r>
     </w:p>
@@ -1366,15 +1145,7 @@
     </w:p>
     <w:p>
       <w:r>
-        <w:t xml:space="preserve">Agentic data pipelines aim to harness AI agents to dynamically handle data ingestion and transformation tasks, reducing the need for constant human intervention. Microsoft’s recent acquisition of Osmos in January 2026 highlights this trend. Osmos was a startup focused on applying AI agents to data preparation, and Microsoft bought it specifically to embed those capabilities into Fabric’s data engineering layer. The goal is to simplify complex and time-consuming data workflows by having autonomous AI ingest, clean, and transform data in </w:t>
-      </w:r>
-      <w:proofErr w:type="spellStart"/>
-      <w:r>
-        <w:t>OneLake</w:t>
-      </w:r>
-      <w:proofErr w:type="spellEnd"/>
-      <w:r>
-        <w:t xml:space="preserve"> – essentially providing “autonomous data engineering” inside the platform.</w:t>
+        <w:t>Agentic data pipelines aim to harness AI agents to dynamically handle data ingestion and transformation tasks, reducing the need for constant human intervention. Microsoft’s recent acquisition of Osmos in January 2026 highlights this trend. Osmos was a startup focused on applying AI agents to data preparation, and Microsoft bought it specifically to embed those capabilities into Fabric’s data engineering layer. The goal is to simplify complex and time-consuming data workflows by having autonomous AI ingest, clean, and transform data in OneLake – essentially providing “autonomous data engineering” inside the platform.</w:t>
       </w:r>
     </w:p>
     <w:p>
@@ -1543,15 +1314,7 @@
           </w:tcPr>
           <w:p>
             <w:r>
-              <w:t xml:space="preserve">Examples: An AI agent that continuously monitors an API for new data, auto-maps incoming fields to a target schema using a learned mapping, fixes minor errors (like typos or unit mismatches) using a language model, and loads data into </w:t>
-            </w:r>
-            <w:proofErr w:type="spellStart"/>
-            <w:r>
-              <w:t>OneLake</w:t>
-            </w:r>
-            <w:proofErr w:type="spellEnd"/>
-            <w:r>
-              <w:t xml:space="preserve"> in near real-time.</w:t>
+              <w:t>Examples: An AI agent that continuously monitors an API for new data, auto-maps incoming fields to a target schema using a learned mapping, fixes minor errors (like typos or unit mismatches) using a language model, and loads data into OneLake in near real-time.</w:t>
             </w:r>
           </w:p>
         </w:tc>
@@ -1609,67 +1372,23 @@
       </w:r>
     </w:p>
     <w:p>
-      <w:proofErr w:type="spellStart"/>
-      <w:r>
-        <w:t>pipeline_agent</w:t>
-      </w:r>
-      <w:proofErr w:type="spellEnd"/>
-      <w:r>
-        <w:t xml:space="preserve"> = </w:t>
-      </w:r>
-      <w:proofErr w:type="spellStart"/>
-      <w:r>
-        <w:t>FabricDataAgent</w:t>
-      </w:r>
-      <w:proofErr w:type="spellEnd"/>
-      <w:r>
-        <w:t>()</w:t>
-      </w:r>
-    </w:p>
-    <w:p>
-      <w:proofErr w:type="spellStart"/>
-      <w:r>
-        <w:t>pipeline_agent.monitor</w:t>
-      </w:r>
-      <w:proofErr w:type="spellEnd"/>
-      <w:r>
-        <w:t>('</w:t>
-      </w:r>
-      <w:proofErr w:type="spellStart"/>
-      <w:r>
-        <w:t>incoming_stream</w:t>
-      </w:r>
-      <w:proofErr w:type="spellEnd"/>
-      <w:r>
-        <w:t>')</w:t>
-      </w:r>
-    </w:p>
-    <w:p>
-      <w:proofErr w:type="spellStart"/>
-      <w:r>
-        <w:t>pipeline_agent.transform</w:t>
-      </w:r>
-      <w:proofErr w:type="spellEnd"/>
-      <w:r>
-        <w:t>('auto')</w:t>
-      </w:r>
-    </w:p>
-    <w:p>
-      <w:proofErr w:type="spellStart"/>
-      <w:r>
-        <w:t>pipeline_agent.load</w:t>
-      </w:r>
-      <w:proofErr w:type="spellEnd"/>
-      <w:r>
-        <w:t>('</w:t>
-      </w:r>
-      <w:proofErr w:type="spellStart"/>
-      <w:r>
-        <w:t>OneLake</w:t>
-      </w:r>
-      <w:proofErr w:type="spellEnd"/>
-      <w:r>
-        <w:t>')</w:t>
+      <w:r>
+        <w:t>pipeline_agent = FabricDataAgent()</w:t>
+      </w:r>
+    </w:p>
+    <w:p>
+      <w:r>
+        <w:t>pipeline_agent.monitor('incoming_stream')</w:t>
+      </w:r>
+    </w:p>
+    <w:p>
+      <w:r>
+        <w:t>pipeline_agent.transform('auto')</w:t>
+      </w:r>
+    </w:p>
+    <w:p>
+      <w:r>
+        <w:t>pipeline_agent.load('OneLake')</w:t>
       </w:r>
     </w:p>
     <w:p>
@@ -1718,15 +1437,7 @@
         <w:spacing w:after="160" w:line="279" w:lineRule="auto"/>
       </w:pPr>
       <w:r>
-        <w:t xml:space="preserve">Third parties and open-source community have created MCP servers for systems like SQL Server, PostgreSQL, Google </w:t>
-      </w:r>
-      <w:proofErr w:type="spellStart"/>
-      <w:r>
-        <w:t>BigQuery</w:t>
-      </w:r>
-      <w:proofErr w:type="spellEnd"/>
-      <w:r>
-        <w:t>, file systems, and even SharePoint. For example, a “SQL Server MCP” can safely expose specific tables or stored procedures to an AI agent, allowing the agent to run queries and get results. A SharePoint MCP could let an agent retrieve documents or search a SharePoint site in response to a user question (imagine asking an AI assistant to “find the onboarding guide in SharePoint,” and it uses MCP to fetch the file).</w:t>
+        <w:t>Third parties and open-source community have created MCP servers for systems like SQL Server, PostgreSQL, Google BigQuery, file systems, and even SharePoint. For example, a “SQL Server MCP” can safely expose specific tables or stored procedures to an AI agent, allowing the agent to run queries and get results. A SharePoint MCP could let an agent retrieve documents or search a SharePoint site in response to a user question (imagine asking an AI assistant to “find the onboarding guide in SharePoint,” and it uses MCP to fetch the file).</w:t>
       </w:r>
     </w:p>
     <w:p>
@@ -1736,47 +1447,7 @@
     </w:p>
     <w:p>
       <w:r>
-        <w:t xml:space="preserve">To illustrate, let’s say a company wants its internal AI assistant to answer questions using data from an on-premises SQL Server and also allow certain actions in SharePoint. By deploying MCP servers – one for SQL Server and one for SharePoint – they can achieve this. The SQL Server MCP Server would expose, for example, a </w:t>
-      </w:r>
-      <w:proofErr w:type="spellStart"/>
-      <w:r>
-        <w:t>queryDatabase</w:t>
-      </w:r>
-      <w:proofErr w:type="spellEnd"/>
-      <w:r>
-        <w:t xml:space="preserve"> tool that accepts a T-SQL string and returns query results. The SharePoint MCP might expose a </w:t>
-      </w:r>
-      <w:proofErr w:type="spellStart"/>
-      <w:r>
-        <w:t>searchDocuments</w:t>
-      </w:r>
-      <w:proofErr w:type="spellEnd"/>
-      <w:r>
-        <w:t xml:space="preserve"> tool. The AI assistant (as the MCP Host) doesn’t need native knowledge of SQL syntax or SharePoint’s API; it will rely on the MCP client to intermediate. So when a user asks, “What were our top 10 products by revenue last quarter?”, the agent can translate this into a call to </w:t>
-      </w:r>
-      <w:proofErr w:type="spellStart"/>
-      <w:r>
-        <w:t>queryDatabase</w:t>
-      </w:r>
-      <w:proofErr w:type="spellEnd"/>
-      <w:r>
-        <w:t xml:space="preserve"> on the SQL MCP server. Later, the user might say, “Great, please upload this chart to the Portal” – the agent could then use the SharePoint MCP’s </w:t>
-      </w:r>
-      <w:proofErr w:type="spellStart"/>
-      <w:r>
-        <w:t>uploadFile</w:t>
-      </w:r>
-      <w:proofErr w:type="spellEnd"/>
-      <w:r>
-        <w:t xml:space="preserve"> or </w:t>
-      </w:r>
-      <w:proofErr w:type="spellStart"/>
-      <w:r>
-        <w:t>postDocument</w:t>
-      </w:r>
-      <w:proofErr w:type="spellEnd"/>
-      <w:r>
-        <w:t xml:space="preserve"> tool to save the chart to a SharePoint site, all in one seamless conversation. The MCP architecture handles authentication, encryption, error handling, etc., so that the developer didn’t have to write custom code for these integrations .</w:t>
+        <w:t>To illustrate, let’s say a company wants its internal AI assistant to answer questions using data from an on-premises SQL Server and also allow certain actions in SharePoint. By deploying MCP servers – one for SQL Server and one for SharePoint – they can achieve this. The SQL Server MCP Server would expose, for example, a queryDatabase tool that accepts a T-SQL string and returns query results. The SharePoint MCP might expose a searchDocuments tool. The AI assistant (as the MCP Host) doesn’t need native knowledge of SQL syntax or SharePoint’s API; it will rely on the MCP client to intermediate. So when a user asks, “What were our top 10 products by revenue last quarter?”, the agent can translate this into a call to queryDatabase on the SQL MCP server. Later, the user might say, “Great, please upload this chart to the Portal” – the agent could then use the SharePoint MCP’s uploadFile or postDocument tool to save the chart to a SharePoint site, all in one seamless conversation. The MCP architecture handles authentication, encryption, error handling, etc., so that the developer didn’t have to write custom code for these integrations .</w:t>
       </w:r>
     </w:p>
     <w:p>
@@ -1797,15 +1468,7 @@
         <w:t>P</w:t>
       </w:r>
       <w:r>
-        <w:t xml:space="preserve"> integration to connect to SQL database and </w:t>
-      </w:r>
-      <w:proofErr w:type="spellStart"/>
-      <w:r>
-        <w:t>Sharepoint</w:t>
-      </w:r>
-      <w:proofErr w:type="spellEnd"/>
-      <w:r>
-        <w:t xml:space="preserve">. </w:t>
+        <w:t xml:space="preserve"> integration to connect to SQL database and Sharepoint. </w:t>
       </w:r>
     </w:p>
     <w:p>
@@ -1814,62 +1477,26 @@
       </w:r>
     </w:p>
     <w:p>
-      <w:proofErr w:type="spellStart"/>
-      <w:r>
-        <w:t>mcp_connector</w:t>
-      </w:r>
-      <w:proofErr w:type="spellEnd"/>
-      <w:r>
-        <w:t xml:space="preserve"> = </w:t>
-      </w:r>
-      <w:proofErr w:type="spellStart"/>
-      <w:r>
-        <w:t>MCPConnector</w:t>
-      </w:r>
-      <w:proofErr w:type="spellEnd"/>
-      <w:r>
-        <w:t>()</w:t>
-      </w:r>
-    </w:p>
-    <w:p>
-      <w:proofErr w:type="spellStart"/>
-      <w:r>
-        <w:t>mcp_connector.connect_sql</w:t>
-      </w:r>
-      <w:proofErr w:type="spellEnd"/>
-      <w:r>
-        <w:t>('</w:t>
-      </w:r>
-      <w:proofErr w:type="spellStart"/>
-      <w:r>
-        <w:t>SalesDB</w:t>
-      </w:r>
-      <w:proofErr w:type="spellEnd"/>
-      <w:r>
-        <w:t>')</w:t>
+      <w:r>
+        <w:t>mcp_connector = MCPConnector()</w:t>
+      </w:r>
+    </w:p>
+    <w:p>
+      <w:r>
+        <w:t>mcp_connector.connect_sql('SalesDB')</w:t>
       </w:r>
       <w:r>
         <w:t xml:space="preserve"> </w:t>
       </w:r>
     </w:p>
     <w:p>
-      <w:proofErr w:type="spellStart"/>
-      <w:r>
-        <w:t>mcp_connector.connect_sharepoint</w:t>
-      </w:r>
-      <w:proofErr w:type="spellEnd"/>
-      <w:r>
-        <w:t>('Documents')</w:t>
-      </w:r>
-    </w:p>
-    <w:p>
-      <w:proofErr w:type="spellStart"/>
-      <w:r>
-        <w:t>mcp_connector.unify</w:t>
-      </w:r>
-      <w:proofErr w:type="spellEnd"/>
-      <w:r>
-        <w:t>()</w:t>
+      <w:r>
+        <w:t>mcp_connector.connect_sharepoint('Documents')</w:t>
+      </w:r>
+    </w:p>
+    <w:p>
+      <w:r>
+        <w:t>mcp_connector.unify()</w:t>
       </w:r>
     </w:p>
     <w:p>
@@ -1887,24 +1514,12 @@
     </w:p>
     <w:p>
       <w:r>
-        <w:t xml:space="preserve">Microsoft Fabric has evolved rapidly, introducing new features such as Fabric Copilot, Data Agents, and Copilot Studio. Fabric Copilot assists users in building data pipelines, generating code, and troubleshooting errors. Data Agents automate routine </w:t>
-      </w:r>
-      <w:r>
-        <w:lastRenderedPageBreak/>
-        <w:t>tasks, improving productivity. Copilot Studio offers a collaborative environment for designing, deploying, and managing AI-driven solutions.</w:t>
-      </w:r>
-    </w:p>
-    <w:p>
-      <w:r>
-        <w:t xml:space="preserve">Microsoft Fabric, introduced in 2023, began as a unified analytics platform bringing together data engineering, data warehousing, data science, real-time analytics, and business intelligence under one roof. In its initial preview, Fabric’s emphasis was on breaking down data silos – providing a single SaaS platform where you could do everything from extracting data to building Power BI dashboards, all stored in </w:t>
-      </w:r>
-      <w:proofErr w:type="spellStart"/>
-      <w:r>
-        <w:t>OneLake</w:t>
-      </w:r>
-      <w:proofErr w:type="spellEnd"/>
-      <w:r>
-        <w:t xml:space="preserve"> (Fabric’s cloud data lake). Fast forward to the post-AI era: Fabric has rapidly evolved into an AI-infused, full-stack ecosystem with built-in conversational Copilot features and agentic capabilities. Let’s look at this evolution:</w:t>
+        <w:t>Microsoft Fabric has evolved rapidly, introducing new features such as Fabric Copilot, Data Agents, and Copilot Studio. Fabric Copilot assists users in building data pipelines, generating code, and troubleshooting errors. Data Agents automate routine tasks, improving productivity. Copilot Studio offers a collaborative environment for designing, deploying, and managing AI-driven solutions.</w:t>
+      </w:r>
+    </w:p>
+    <w:p>
+      <w:r>
+        <w:t>Microsoft Fabric, introduced in 2023, began as a unified analytics platform bringing together data engineering, data warehousing, data science, real-time analytics, and business intelligence under one roof. In its initial preview, Fabric’s emphasis was on breaking down data silos – providing a single SaaS platform where you could do everything from extracting data to building Power BI dashboards, all stored in OneLake (Fabric’s cloud data lake). Fast forward to the post-AI era: Fabric has rapidly evolved into an AI-infused, full-stack ecosystem with built-in conversational Copilot features and agentic capabilities. Let’s look at this evolution:</w:t>
       </w:r>
     </w:p>
     <w:p>
@@ -1940,23 +1555,7 @@
         <w:spacing w:after="160" w:line="279" w:lineRule="auto"/>
       </w:pPr>
       <w:r>
-        <w:t xml:space="preserve">Fabric Data Agents: These are essentially domain-specific conversational AI assistants for data. A Fabric Data Agent can be configured on top of a Lakehouse or Data Warehouse in </w:t>
-      </w:r>
-      <w:proofErr w:type="spellStart"/>
-      <w:r>
-        <w:t>OneLake</w:t>
-      </w:r>
-      <w:proofErr w:type="spellEnd"/>
-      <w:r>
-        <w:t xml:space="preserve"> with a semantic model. It understands the schema and business context, so a user can ask, for instance, “What were total sales in Europe last quarter, and how does that compare to the previous year?” and get a useful answer with charts or tables. The agent translates the question into a query (SQL or a Kusto query, depending on the engine) against the </w:t>
-      </w:r>
-      <w:proofErr w:type="spellStart"/>
-      <w:r>
-        <w:t>OneLake</w:t>
-      </w:r>
-      <w:proofErr w:type="spellEnd"/>
-      <w:r>
-        <w:t xml:space="preserve"> data, executes it, and uses the results to formulate a natural language answer or visualization . This feature, which builds on Power BI’s Q&amp;A but enhanced with GPT-like flexibility, can dramatically lower the barrier to data analytics. Business users no longer need to drag-and-drop fields or write formulas; they can simply converse with their data.</w:t>
+        <w:t>Fabric Data Agents: These are essentially domain-specific conversational AI assistants for data. A Fabric Data Agent can be configured on top of a Lakehouse or Data Warehouse in OneLake with a semantic model. It understands the schema and business context, so a user can ask, for instance, “What were total sales in Europe last quarter, and how does that compare to the previous year?” and get a useful answer with charts or tables. The agent translates the question into a query (SQL or a Kusto query, depending on the engine) against the OneLake data, executes it, and uses the results to formulate a natural language answer or visualization . This feature, which builds on Power BI’s Q&amp;A but enhanced with GPT-like flexibility, can dramatically lower the barrier to data analytics. Business users no longer need to drag-and-drop fields or write formulas; they can simply converse with their data.</w:t>
       </w:r>
     </w:p>
     <w:p>
@@ -1982,54 +1581,17 @@
         <w:pStyle w:val="Heading2"/>
       </w:pPr>
       <w:r>
-        <w:t xml:space="preserve">Advanced AI features in Azure </w:t>
-      </w:r>
-      <w:proofErr w:type="spellStart"/>
-      <w:r>
-        <w:t>OneLake</w:t>
-      </w:r>
-      <w:proofErr w:type="spellEnd"/>
-      <w:r>
-        <w:t xml:space="preserve"> </w:t>
-      </w:r>
-    </w:p>
-    <w:p>
-      <w:proofErr w:type="spellStart"/>
-      <w:r>
-        <w:t>OneLake</w:t>
-      </w:r>
-      <w:proofErr w:type="spellEnd"/>
-      <w:r>
-        <w:t>, Azure’s unified data lake, now includes advanced AI and security capabilities. AI features enable automated data classification, semantic tagging, and intelligent search. Security enhancements include role-based access, encryption, and anomaly detection.</w:t>
-      </w:r>
-    </w:p>
-    <w:p>
-      <w:r>
-        <w:t xml:space="preserve">At the heart of Microsoft Fabric is </w:t>
-      </w:r>
-      <w:proofErr w:type="spellStart"/>
-      <w:r>
-        <w:t>OneLake</w:t>
-      </w:r>
-      <w:proofErr w:type="spellEnd"/>
-      <w:r>
-        <w:t xml:space="preserve">, the “one lake for all your data” analogous to OneDrive for files. </w:t>
-      </w:r>
-      <w:proofErr w:type="spellStart"/>
-      <w:r>
-        <w:t>OneLake</w:t>
-      </w:r>
-      <w:proofErr w:type="spellEnd"/>
-      <w:r>
-        <w:t xml:space="preserve"> provides a single, multi-cloud data lake that is automatically available to every Fabric user and service. In the post-AI era, several new </w:t>
-      </w:r>
-      <w:proofErr w:type="spellStart"/>
-      <w:r>
-        <w:t>OneLake</w:t>
-      </w:r>
-      <w:proofErr w:type="spellEnd"/>
-      <w:r>
-        <w:t xml:space="preserve"> features have been introduced to enhance how data is accessed, secured, and made AI-ready:</w:t>
+        <w:t xml:space="preserve">Advanced AI features in Azure OneLake </w:t>
+      </w:r>
+    </w:p>
+    <w:p>
+      <w:r>
+        <w:t>OneLake, Azure’s unified data lake, now includes advanced AI and security capabilities. AI features enable automated data classification, semantic tagging, and intelligent search. Security enhancements include role-based access, encryption, and anomaly detection.</w:t>
+      </w:r>
+    </w:p>
+    <w:p>
+      <w:r>
+        <w:t>At the heart of Microsoft Fabric is OneLake, the “one lake for all your data” analogous to OneDrive for files. OneLake provides a single, multi-cloud data lake that is automatically available to every Fabric user and service. In the post-AI era, several new OneLake features have been introduced to enhance how data is accessed, secured, and made AI-ready:</w:t>
       </w:r>
     </w:p>
     <w:p>
@@ -2049,31 +1611,7 @@
         <w:t>Unified Access to Data (Shortcuts &amp; Zero-Copy)</w:t>
       </w:r>
       <w:r>
-        <w:t xml:space="preserve">: </w:t>
-      </w:r>
-      <w:proofErr w:type="spellStart"/>
-      <w:r>
-        <w:t>OneLake</w:t>
-      </w:r>
-      <w:proofErr w:type="spellEnd"/>
-      <w:r>
-        <w:t xml:space="preserve"> introduced data shortcuts, which are pointers to external storage locations. This allows Fabric to virtually connect to data on other cloud storage or on-premises, without moving or duplicating the data. For instance, a shortcut can link an S3 bucket or an ADLS Gen2 container into </w:t>
-      </w:r>
-      <w:proofErr w:type="spellStart"/>
-      <w:r>
-        <w:t>OneLake</w:t>
-      </w:r>
-      <w:proofErr w:type="spellEnd"/>
-      <w:r>
-        <w:t xml:space="preserve">, so that Fabric analytics can query it as if it were local. This zero-copy approach reduces data sprawl and ensures that AI or BI tools are always accessing the single source of truth. In parallel, Fabric’s new Mirroring feature (discussed in the next section) enables replicating certain operational data into </w:t>
-      </w:r>
-      <w:proofErr w:type="spellStart"/>
-      <w:r>
-        <w:t>OneLake</w:t>
-      </w:r>
-      <w:proofErr w:type="spellEnd"/>
-      <w:r>
-        <w:t xml:space="preserve"> in near real-time with minimal effort.</w:t>
+        <w:t>: OneLake introduced data shortcuts, which are pointers to external storage locations. This allows Fabric to virtually connect to data on other cloud storage or on-premises, without moving or duplicating the data. For instance, a shortcut can link an S3 bucket or an ADLS Gen2 container into OneLake, so that Fabric analytics can query it as if it were local. This zero-copy approach reduces data sprawl and ensures that AI or BI tools are always accessing the single source of truth. In parallel, Fabric’s new Mirroring feature (discussed in the next section) enables replicating certain operational data into OneLake in near real-time with minimal effort.</w:t>
       </w:r>
     </w:p>
     <w:p>
@@ -2082,15 +1620,7 @@
         <w:spacing w:after="160" w:line="279" w:lineRule="auto"/>
       </w:pPr>
       <w:r>
-        <w:t xml:space="preserve">Here is the reference architecture of Azure </w:t>
-      </w:r>
-      <w:proofErr w:type="spellStart"/>
-      <w:r>
-        <w:t>OneLake</w:t>
-      </w:r>
-      <w:proofErr w:type="spellEnd"/>
-      <w:r>
-        <w:t xml:space="preserve"> with latest features for AI-ready </w:t>
+        <w:t xml:space="preserve">Here is the reference architecture of Azure OneLake with latest features for AI-ready </w:t>
       </w:r>
       <w:r>
         <w:t>services integrated for unified data solutions.</w:t>
@@ -2161,13 +1691,8 @@
         <w:spacing w:after="160" w:line="279" w:lineRule="auto"/>
       </w:pPr>
       <w:r>
-        <w:t xml:space="preserve">Figure: Reference architecture of Azure </w:t>
-      </w:r>
-      <w:proofErr w:type="spellStart"/>
-      <w:r>
-        <w:t>OneLake</w:t>
-      </w:r>
-      <w:proofErr w:type="spellEnd"/>
+        <w:t>Figure: Reference architecture of Azure OneLake</w:t>
+      </w:r>
     </w:p>
     <w:p>
       <w:pPr>
@@ -2192,23 +1717,7 @@
         <w:t>Open Data Formats for AI Compatibility</w:t>
       </w:r>
       <w:r>
-        <w:t xml:space="preserve">: </w:t>
-      </w:r>
-      <w:proofErr w:type="spellStart"/>
-      <w:r>
-        <w:t>OneLake</w:t>
-      </w:r>
-      <w:proofErr w:type="spellEnd"/>
-      <w:r>
-        <w:t xml:space="preserve"> stores data in open, standard formats such as Delta Parquet and Apache Iceberg tables. By standardizing on these formats, Fabric ensures that all its compute engines (Spark, SQL, Data Science notebooks, Real-Time Analytics, Power BI) can operate on the same copy of data without conversions. This is crucial for AI scenarios: for example, you might build a machine learning model from curated Parquet data with Spark, and deploy it, but later run real-time predictions on streaming data using Kusto (which can also read from the same Parquet files). A single copy of data in </w:t>
-      </w:r>
-      <w:proofErr w:type="spellStart"/>
-      <w:r>
-        <w:t>OneLake</w:t>
-      </w:r>
-      <w:proofErr w:type="spellEnd"/>
-      <w:r>
-        <w:t xml:space="preserve"> serves many engines, simplifying governance and eliminating consistency issues. Data scientists and analysts can be confident they’re all working on the latest, centralized data.</w:t>
+        <w:t>: OneLake stores data in open, standard formats such as Delta Parquet and Apache Iceberg tables. By standardizing on these formats, Fabric ensures that all its compute engines (Spark, SQL, Data Science notebooks, Real-Time Analytics, Power BI) can operate on the same copy of data without conversions. This is crucial for AI scenarios: for example, you might build a machine learning model from curated Parquet data with Spark, and deploy it, but later run real-time predictions on streaming data using Kusto (which can also read from the same Parquet files). A single copy of data in OneLake serves many engines, simplifying governance and eliminating consistency issues. Data scientists and analysts can be confident they’re all working on the latest, centralized data.</w:t>
       </w:r>
     </w:p>
     <w:p>
@@ -2225,34 +1734,10 @@
           <w:b/>
           <w:bCs/>
         </w:rPr>
-        <w:t xml:space="preserve">Granular </w:t>
-      </w:r>
-      <w:proofErr w:type="spellStart"/>
-      <w:r>
-        <w:rPr>
-          <w:b/>
-          <w:bCs/>
-        </w:rPr>
-        <w:t>OneLake</w:t>
-      </w:r>
-      <w:proofErr w:type="spellEnd"/>
-      <w:r>
-        <w:rPr>
-          <w:b/>
-          <w:bCs/>
-        </w:rPr>
-        <w:t xml:space="preserve"> Security (Unified RLS and CLS)</w:t>
-      </w:r>
-      <w:r>
-        <w:t xml:space="preserve">: Perhaps the most groundbreaking update is </w:t>
-      </w:r>
-      <w:proofErr w:type="spellStart"/>
-      <w:r>
-        <w:t>OneLake</w:t>
-      </w:r>
-      <w:proofErr w:type="spellEnd"/>
-      <w:r>
-        <w:t xml:space="preserve"> Security, which provides centralized role-based security definitions at the data lake level. Traditionally, each tool had its own security – e.g., Power BI had row-level security defined within datasets, SQL pools had GRANTs on tables, Spark might rely on ACLs or filtering logic. This could lead to inconsistent enforcement. </w:t>
+        <w:t>Granular OneLake Security (Unified RLS and CLS)</w:t>
+      </w:r>
+      <w:r>
+        <w:t xml:space="preserve">: Perhaps the most groundbreaking update is OneLake Security, which provides centralized role-based security definitions at the data lake level. Traditionally, each tool had its own security – e.g., Power BI had row-level security defined within datasets, SQL pools had GRANTs on tables, Spark might rely on ACLs or filtering logic. This could lead to inconsistent enforcement. </w:t>
       </w:r>
     </w:p>
     <w:p>
@@ -2261,42 +1746,10 @@
         <w:spacing w:after="160" w:line="279" w:lineRule="auto"/>
       </w:pPr>
       <w:r>
-        <w:t xml:space="preserve">With </w:t>
-      </w:r>
-      <w:proofErr w:type="spellStart"/>
-      <w:r>
-        <w:t>OneLake</w:t>
-      </w:r>
-      <w:proofErr w:type="spellEnd"/>
-      <w:r>
-        <w:t xml:space="preserve"> Security, a data owner can define fine-grained permissions once on the folders, tables, or even rows/columns in </w:t>
-      </w:r>
-      <w:proofErr w:type="spellStart"/>
-      <w:r>
-        <w:t>OneLake</w:t>
-      </w:r>
-      <w:proofErr w:type="spellEnd"/>
-      <w:r>
-        <w:t xml:space="preserve">, and those rules will be enforced uniformly by all Fabric components . For example, a data engineer could specify that only certain roles can see rows where Department=="Finance" or mask out the Salary column for all but HR managers. If that data is accessed in a Spark notebook, a SQL query, or a Power BI report, the </w:t>
-      </w:r>
-      <w:proofErr w:type="spellStart"/>
-      <w:r>
-        <w:t>OneLake</w:t>
-      </w:r>
-      <w:proofErr w:type="spellEnd"/>
-      <w:r>
-        <w:t xml:space="preserve"> Security layer will ensure the restriction is applied in each case. This dramatically reduces the risk of inconsistent permissions and simplifies the security management overhead. </w:t>
-      </w:r>
-      <w:r>
-        <w:t xml:space="preserve"> </w:t>
-      </w:r>
-      <w:proofErr w:type="spellStart"/>
-      <w:r>
-        <w:t>OneLake</w:t>
-      </w:r>
-      <w:proofErr w:type="spellEnd"/>
-      <w:r>
-        <w:t xml:space="preserve"> is </w:t>
+        <w:t xml:space="preserve">With OneLake Security, a data owner can define fine-grained permissions once on the folders, tables, or even rows/columns in OneLake, and those rules will be enforced uniformly by all Fabric components . For example, a data engineer could specify that only certain roles can see rows where Department=="Finance" or mask out the Salary column for all but HR managers. If that data is accessed in a Spark notebook, a SQL query, or a Power BI report, the OneLake Security layer will ensure the restriction is applied in each case. This dramatically reduces the risk of inconsistent permissions and simplifies the security management overhead. </w:t>
+      </w:r>
+      <w:r>
+        <w:t xml:space="preserve"> OneLake is </w:t>
       </w:r>
       <w:r>
         <w:t>a game-changer for organizations that struggle to maintain data compliance across different tools.</w:t>
@@ -2319,31 +1772,7 @@
         <w:t>Integration with Microsoft Purview for Governance</w:t>
       </w:r>
       <w:r>
-        <w:t xml:space="preserve">: Alongside </w:t>
-      </w:r>
-      <w:proofErr w:type="spellStart"/>
-      <w:r>
-        <w:t>OneLake</w:t>
-      </w:r>
-      <w:proofErr w:type="spellEnd"/>
-      <w:r>
-        <w:t xml:space="preserve"> Security, Microsoft has bolstered Purview’s integration with Fabric. Purview is Microsoft’s data governance and </w:t>
-      </w:r>
-      <w:proofErr w:type="spellStart"/>
-      <w:r>
-        <w:t>catalog</w:t>
-      </w:r>
-      <w:proofErr w:type="spellEnd"/>
-      <w:r>
-        <w:t xml:space="preserve"> service. Updates in late 2025 allow Purview to scan and index Fabric’s datasets, </w:t>
-      </w:r>
-      <w:proofErr w:type="spellStart"/>
-      <w:r>
-        <w:t>lakehouses</w:t>
-      </w:r>
-      <w:proofErr w:type="spellEnd"/>
-      <w:r>
-        <w:t xml:space="preserve">, and other artifacts for classification and lineage tracking. </w:t>
+        <w:t xml:space="preserve">: Alongside OneLake Security, Microsoft has bolstered Purview’s integration with Fabric. Purview is Microsoft’s data governance and catalog service. Updates in late 2025 allow Purview to scan and index Fabric’s datasets, lakehouses, and other artifacts for classification and lineage tracking. </w:t>
       </w:r>
     </w:p>
     <w:p>
@@ -2352,31 +1781,7 @@
         <w:spacing w:after="160" w:line="279" w:lineRule="auto"/>
       </w:pPr>
       <w:r>
-        <w:t xml:space="preserve">The </w:t>
-      </w:r>
-      <w:proofErr w:type="spellStart"/>
-      <w:r>
-        <w:t>OneLake</w:t>
-      </w:r>
-      <w:proofErr w:type="spellEnd"/>
-      <w:r>
-        <w:t xml:space="preserve"> data </w:t>
-      </w:r>
-      <w:proofErr w:type="spellStart"/>
-      <w:r>
-        <w:t>catalog</w:t>
-      </w:r>
-      <w:proofErr w:type="spellEnd"/>
-      <w:r>
-        <w:t xml:space="preserve"> (accessible in the Fabric portal) is powered by Purview and gives all users the ability to discover data assets, see their schema and descriptions, and understand their lineage (where the data comes from and how it’s been transformed) in a single interface . This unified </w:t>
-      </w:r>
-      <w:proofErr w:type="spellStart"/>
-      <w:r>
-        <w:t>catalog</w:t>
-      </w:r>
-      <w:proofErr w:type="spellEnd"/>
-      <w:r>
-        <w:t xml:space="preserve"> is critical in the AI era: it helps ensure that when AI is used to answer questions or drive decisions, it’s referencing trusted, well-documented data. Moreover, Purview’s sensitivity labels and data loss prevention (DLP) policies can now be applied to Fabric data. </w:t>
+        <w:t xml:space="preserve">The OneLake data catalog (accessible in the Fabric portal) is powered by Purview and gives all users the ability to discover data assets, see their schema and descriptions, and understand their lineage (where the data comes from and how it’s been transformed) in a single interface . This unified catalog is critical in the AI era: it helps ensure that when AI is used to answer questions or drive decisions, it’s referencing trusted, well-documented data. Moreover, Purview’s sensitivity labels and data loss prevention (DLP) policies can now be applied to Fabric data. </w:t>
       </w:r>
     </w:p>
     <w:p>
@@ -2405,44 +1810,12 @@
         <w:t>AI-Ready Data Sharing and Collaboration</w:t>
       </w:r>
       <w:r>
-        <w:t xml:space="preserve">: </w:t>
-      </w:r>
-      <w:proofErr w:type="spellStart"/>
-      <w:r>
-        <w:t>OneLake</w:t>
-      </w:r>
-      <w:proofErr w:type="spellEnd"/>
-      <w:r>
-        <w:t xml:space="preserve"> not only centralizes an organization’s data but also makes it easier to share data across team boundaries with control. Fabric introduced the concept of domains and workspaces within </w:t>
-      </w:r>
-      <w:proofErr w:type="spellStart"/>
-      <w:r>
-        <w:t>OneLake</w:t>
-      </w:r>
-      <w:proofErr w:type="spellEnd"/>
-      <w:r>
-        <w:t xml:space="preserve"> to mirror organizational structure and ownership boundaries . Data can be shared via shortcuts or direct links, and because of the unified security and </w:t>
-      </w:r>
-      <w:proofErr w:type="spellStart"/>
-      <w:r>
-        <w:t>catalog</w:t>
-      </w:r>
-      <w:proofErr w:type="spellEnd"/>
-      <w:r>
-        <w:t>, a data scientist in one department can safely discover and request access to another department’s dataset for a machine learning project. This fosters collaboration on AI projects, breaking down silos while still allowing domain-specific governance.</w:t>
-      </w:r>
-    </w:p>
-    <w:p>
-      <w:r>
-        <w:t xml:space="preserve">Overall, </w:t>
-      </w:r>
-      <w:proofErr w:type="spellStart"/>
-      <w:r>
-        <w:t>OneLake’s</w:t>
-      </w:r>
-      <w:proofErr w:type="spellEnd"/>
-      <w:r>
-        <w:t xml:space="preserve"> new features position it as a foundation for AI in the enterprise: a single place where all data lives (or is at least virtualized), where it’s stored in open formats accessible by AI/ML tools, and where consistent security and governance guardrails are in place to prevent misuse of that data.</w:t>
+        <w:t>: OneLake not only centralizes an organization’s data but also makes it easier to share data across team boundaries with control. Fabric introduced the concept of domains and workspaces within OneLake to mirror organizational structure and ownership boundaries . Data can be shared via shortcuts or direct links, and because of the unified security and catalog, a data scientist in one department can safely discover and request access to another department’s dataset for a machine learning project. This fosters collaboration on AI projects, breaking down silos while still allowing domain-specific governance.</w:t>
+      </w:r>
+    </w:p>
+    <w:p>
+      <w:r>
+        <w:t>Overall, OneLake’s new features position it as a foundation for AI in the enterprise: a single place where all data lives (or is at least virtualized), where it’s stored in open formats accessible by AI/ML tools, and where consistent security and governance guardrails are in place to prevent misuse of that data.</w:t>
       </w:r>
     </w:p>
     <w:p>
@@ -2455,25 +1828,12 @@
         <w:pStyle w:val="Heading2"/>
       </w:pPr>
       <w:r>
-        <w:t xml:space="preserve">Mirroring Databases to </w:t>
-      </w:r>
-      <w:proofErr w:type="spellStart"/>
-      <w:r>
-        <w:t>OneLake</w:t>
-      </w:r>
-      <w:proofErr w:type="spellEnd"/>
-    </w:p>
-    <w:p>
-      <w:r>
-        <w:t xml:space="preserve">Azure now supports mirroring of databases such as Azure SQL Database, Cosmos DB, and PostgreSQL to </w:t>
-      </w:r>
-      <w:proofErr w:type="spellStart"/>
-      <w:r>
-        <w:t>OneLake</w:t>
-      </w:r>
-      <w:proofErr w:type="spellEnd"/>
-      <w:r>
-        <w:t>. This eliminates the need for complex ETL processes, allowing real-time synchronisation and simplified analytics.</w:t>
+        <w:t>Mirroring Databases to OneLake</w:t>
+      </w:r>
+    </w:p>
+    <w:p>
+      <w:r>
+        <w:t>Azure now supports mirroring of databases such as Azure SQL Database, Cosmos DB, and PostgreSQL to OneLake. This eliminates the need for complex ETL processes, allowing real-time synchronisation and simplified analytics.</w:t>
       </w:r>
       <w:r>
         <w:t xml:space="preserve"> This is explained in below reference architecture diagram. </w:t>
@@ -2544,49 +1904,17 @@
     </w:p>
     <w:p>
       <w:r>
-        <w:t xml:space="preserve">Following on the theme of eliminating data silos and reducing ETL work, Microsoft introduced Fabric Mirroring – an approach often described as “zero-ETL” ingestion. The idea behind mirroring is to enable real-time replication of data from operational databases into </w:t>
-      </w:r>
-      <w:proofErr w:type="spellStart"/>
-      <w:r>
-        <w:t>OneLake</w:t>
-      </w:r>
-      <w:proofErr w:type="spellEnd"/>
-      <w:r>
-        <w:t xml:space="preserve"> with minimal effort and without building complex pipelines. Currently, Fabric supports mirroring from sources like Azure SQL Database, Azure Cosmos DB, Azure PostgreSQL, and even Snowflake, with more on the roadmap .</w:t>
-      </w:r>
-    </w:p>
-    <w:p>
-      <w:r>
-        <w:t xml:space="preserve">When you set up a mirror, Fabric creates a connection to the source database and automatically manages the initial snapshot and continuous change capture. Under the hood, it often uses technologies like change feeds or transaction logs – for example, Cosmos DB’s change feed or SQL’s Change Data Capture (CDC) – to stream changes from the source into </w:t>
-      </w:r>
-      <w:proofErr w:type="spellStart"/>
-      <w:r>
-        <w:t>OneLake</w:t>
-      </w:r>
-      <w:proofErr w:type="spellEnd"/>
-      <w:r>
-        <w:t xml:space="preserve"> in near real-time. The data lands in </w:t>
-      </w:r>
-      <w:proofErr w:type="spellStart"/>
-      <w:r>
-        <w:t>OneLake</w:t>
-      </w:r>
-      <w:proofErr w:type="spellEnd"/>
-      <w:r>
-        <w:t xml:space="preserve"> as Delta tables (Parquet files) within a special Mirrored Lakehouse that corresponds to your source database. Both the data and schema are kept in sync, so if new tables or columns are added to the source, the mirror can reflect those changes automatically . This is a stark contrast to traditional ETL, where schema changes would require manual pipeline modifications.</w:t>
-      </w:r>
-    </w:p>
-    <w:p>
-      <w:r>
-        <w:t xml:space="preserve">Because the mirrored data is stored in Delta/Parquet format, it becomes immediately </w:t>
-      </w:r>
-      <w:proofErr w:type="spellStart"/>
-      <w:r>
-        <w:t>queryable</w:t>
-      </w:r>
-      <w:proofErr w:type="spellEnd"/>
-      <w:r>
-        <w:t xml:space="preserve"> by Fabric’s engines in a high-performance way. Microsoft notes that this unlocks scenarios like using Direct Lake mode in Power BI – bypassing import or direct query – since the data is already in the lake in a columnar format . The end result is the ability to run analytics or AI on live operational data without  complex ETL jobs.</w:t>
+        <w:t>Following on the theme of eliminating data silos and reducing ETL work, Microsoft introduced Fabric Mirroring – an approach often described as “zero-ETL” ingestion. The idea behind mirroring is to enable real-time replication of data from operational databases into OneLake with minimal effort and without building complex pipelines. Currently, Fabric supports mirroring from sources like Azure SQL Database, Azure Cosmos DB, Azure PostgreSQL, and even Snowflake, with more on the roadmap .</w:t>
+      </w:r>
+    </w:p>
+    <w:p>
+      <w:r>
+        <w:t>When you set up a mirror, Fabric creates a connection to the source database and automatically manages the initial snapshot and continuous change capture. Under the hood, it often uses technologies like change feeds or transaction logs – for example, Cosmos DB’s change feed or SQL’s Change Data Capture (CDC) – to stream changes from the source into OneLake in near real-time. The data lands in OneLake as Delta tables (Parquet files) within a special Mirrored Lakehouse that corresponds to your source database. Both the data and schema are kept in sync, so if new tables or columns are added to the source, the mirror can reflect those changes automatically . This is a stark contrast to traditional ETL, where schema changes would require manual pipeline modifications.</w:t>
+      </w:r>
+    </w:p>
+    <w:p>
+      <w:r>
+        <w:t>Because the mirrored data is stored in Delta/Parquet format, it becomes immediately queryable by Fabric’s engines in a high-performance way. Microsoft notes that this unlocks scenarios like using Direct Lake mode in Power BI – bypassing import or direct query – since the data is already in the lake in a columnar format . The end result is the ability to run analytics or AI on live operational data without  complex ETL jobs.</w:t>
       </w:r>
     </w:p>
     <w:p>
@@ -2598,60 +1926,12 @@
         <w:t>Example scenario</w:t>
       </w:r>
       <w:r>
-        <w:t xml:space="preserve">: A retail company wants to </w:t>
-      </w:r>
-      <w:proofErr w:type="spellStart"/>
-      <w:r>
-        <w:t>analyze</w:t>
-      </w:r>
-      <w:proofErr w:type="spellEnd"/>
-      <w:r>
-        <w:t xml:space="preserve"> sales transactions stored in an Azure SQL Database and combine them with customer data from Azure Cosmos DB (NoSQL). Normally, they would build a pipeline to regularly export data from these two systems, transform and join it in a data warehouse or data lake. With Fabric Mirroring, they can set up mirrors for both the Azure SQL DB and the Cosmos DB (via its API for MongoDB, for instance). Fabric will create and manage two mirrored </w:t>
-      </w:r>
-      <w:proofErr w:type="spellStart"/>
-      <w:r>
-        <w:t>lakehouses</w:t>
-      </w:r>
-      <w:proofErr w:type="spellEnd"/>
-      <w:r>
-        <w:t xml:space="preserve"> in </w:t>
-      </w:r>
-      <w:proofErr w:type="spellStart"/>
-      <w:r>
-        <w:t>OneLake</w:t>
-      </w:r>
-      <w:proofErr w:type="spellEnd"/>
-      <w:r>
-        <w:t xml:space="preserve">, one for each source. As transactions occur in the SQL database and new customer records appear in Cosmos, those changes are automatically and continuously applied to the </w:t>
-      </w:r>
-      <w:proofErr w:type="spellStart"/>
-      <w:r>
-        <w:t>OneLake</w:t>
-      </w:r>
-      <w:proofErr w:type="spellEnd"/>
-      <w:r>
-        <w:t xml:space="preserve"> Delta tables . Analysts and data scientists can then perform queries across the two mirrored datasets within Fabric. For instance, a single T-SQL query could join sales orders from the SQL mirror with customer info from the Cosmos DB mirror to produce a unified report – something that historically required exporting and merging data from separate systems. Mirroring thus enables a near-real-time, unified view of data across disparate stores, with Fabric acting as the hub.</w:t>
-      </w:r>
-    </w:p>
-    <w:p>
-      <w:r>
-        <w:t xml:space="preserve">To optimize performance and minimize overhead, Mirroring uses cloud-native change feeds. The initial load brings over all historical data, and then only the deltas (new or changed records) are continuously synchronized. This is efficient and keeps </w:t>
-      </w:r>
-      <w:proofErr w:type="spellStart"/>
-      <w:r>
-        <w:t>OneLake</w:t>
-      </w:r>
-      <w:proofErr w:type="spellEnd"/>
-      <w:r>
-        <w:t xml:space="preserve"> updated almost live. As a bonus, since the data is already in </w:t>
-      </w:r>
-      <w:proofErr w:type="spellStart"/>
-      <w:r>
-        <w:t>OneLake</w:t>
-      </w:r>
-      <w:proofErr w:type="spellEnd"/>
-      <w:r>
-        <w:t>, advanced analytics and AI models can be applied immediately. You could, for example, run a Fabric data science notebook to train a machine learning model on the latest sales and customer data without building a separate data export. Essentially, mirroring “replaces the ‘E’ (extract) in ETL” – data integration experts have noted that it provides built-in continuous extraction so you can focus on the transformation and analysis.</w:t>
+        <w:t>: A retail company wants to analyze sales transactions stored in an Azure SQL Database and combine them with customer data from Azure Cosmos DB (NoSQL). Normally, they would build a pipeline to regularly export data from these two systems, transform and join it in a data warehouse or data lake. With Fabric Mirroring, they can set up mirrors for both the Azure SQL DB and the Cosmos DB (via its API for MongoDB, for instance). Fabric will create and manage two mirrored lakehouses in OneLake, one for each source. As transactions occur in the SQL database and new customer records appear in Cosmos, those changes are automatically and continuously applied to the OneLake Delta tables . Analysts and data scientists can then perform queries across the two mirrored datasets within Fabric. For instance, a single T-SQL query could join sales orders from the SQL mirror with customer info from the Cosmos DB mirror to produce a unified report – something that historically required exporting and merging data from separate systems. Mirroring thus enables a near-real-time, unified view of data across disparate stores, with Fabric acting as the hub.</w:t>
+      </w:r>
+    </w:p>
+    <w:p>
+      <w:r>
+        <w:t>To optimize performance and minimize overhead, Mirroring uses cloud-native change feeds. The initial load brings over all historical data, and then only the deltas (new or changed records) are continuously synchronized. This is efficient and keeps OneLake updated almost live. As a bonus, since the data is already in OneLake, advanced analytics and AI models can be applied immediately. You could, for example, run a Fabric data science notebook to train a machine learning model on the latest sales and customer data without building a separate data export. Essentially, mirroring “replaces the ‘E’ (extract) in ETL” – data integration experts have noted that it provides built-in continuous extraction so you can focus on the transformation and analysis.</w:t>
       </w:r>
     </w:p>
     <w:p>
@@ -2678,15 +1958,7 @@
     </w:p>
     <w:p>
       <w:r>
-        <w:t xml:space="preserve">Mirroring is built to be resilient. If the source schema changes (like a new column added), the mirror can propagate that change to </w:t>
-      </w:r>
-      <w:proofErr w:type="spellStart"/>
-      <w:r>
-        <w:t>OneLake</w:t>
-      </w:r>
-      <w:proofErr w:type="spellEnd"/>
-      <w:r>
-        <w:t xml:space="preserve"> without breaking the pipeline. And if there’s an issue (say the destination is unreachable), Fabric provides monitoring and status of the mirror in the workspace, so you can see lag or errors and address them. This reduces the maintenance effort compared to custom ETL, where engineers often don’t find out about failures until someone notices missing data.</w:t>
+        <w:t>Mirroring is built to be resilient. If the source schema changes (like a new column added), the mirror can propagate that change to OneLake without breaking the pipeline. And if there’s an issue (say the destination is unreachable), Fabric provides monitoring and status of the mirror in the workspace, so you can see lag or errors and address them. This reduces the maintenance effort compared to custom ETL, where engineers often don’t find out about failures until someone notices missing data.</w:t>
       </w:r>
     </w:p>
     <w:p>
@@ -2705,15 +1977,7 @@
     </w:p>
     <w:p>
       <w:r>
-        <w:t xml:space="preserve">By using mirroring in conjunction with other </w:t>
-      </w:r>
-      <w:proofErr w:type="spellStart"/>
-      <w:r>
-        <w:t>OneLake</w:t>
-      </w:r>
-      <w:proofErr w:type="spellEnd"/>
-      <w:r>
-        <w:t xml:space="preserve"> features (like shortcuts for external data and the unified security model), organizations can significantly simplify their data architecture. Data from operational stores flows into the analytics lake in (near) real time, ready to be consumed by BI reports, SQL or Spark queries, and machine learning models – without writing a single data pipeline. This drastically shortens the time it takes to get value from data, supporting real-time decision making and AI applications like up-to-the-minute personalized recommendations or anomaly detection on live business operational data.</w:t>
+        <w:t>By using mirroring in conjunction with other OneLake features (like shortcuts for external data and the unified security model), organizations can significantly simplify their data architecture. Data from operational stores flows into the analytics lake in (near) real time, ready to be consumed by BI reports, SQL or Spark queries, and machine learning models – without writing a single data pipeline. This drastically shortens the time it takes to get value from data, supporting real-time decision making and AI applications like up-to-the-minute personalized recommendations or anomaly detection on live business operational data.</w:t>
       </w:r>
     </w:p>
     <w:p>
@@ -2723,68 +1987,27 @@
     </w:p>
     <w:p>
       <w:r>
-        <w:t xml:space="preserve"># Mirroring Azure SQL Database to </w:t>
-      </w:r>
-      <w:proofErr w:type="spellStart"/>
-      <w:r>
-        <w:t>OneLake</w:t>
-      </w:r>
-      <w:proofErr w:type="spellEnd"/>
-    </w:p>
-    <w:p>
-      <w:proofErr w:type="spellStart"/>
-      <w:r>
-        <w:t>mirror_service</w:t>
-      </w:r>
-      <w:proofErr w:type="spellEnd"/>
-      <w:r>
-        <w:t xml:space="preserve"> = </w:t>
-      </w:r>
-      <w:proofErr w:type="spellStart"/>
-      <w:r>
-        <w:t>AzureMirror</w:t>
-      </w:r>
-      <w:proofErr w:type="spellEnd"/>
-      <w:r>
-        <w:t>()</w:t>
-      </w:r>
-    </w:p>
-    <w:p>
-      <w:proofErr w:type="spellStart"/>
-      <w:r>
-        <w:t>mirror_service.source</w:t>
-      </w:r>
-      <w:proofErr w:type="spellEnd"/>
-      <w:r>
-        <w:t>('AzureSQL')</w:t>
-      </w:r>
-    </w:p>
-    <w:p>
-      <w:proofErr w:type="spellStart"/>
-      <w:r>
-        <w:t>mirror_service.target</w:t>
-      </w:r>
-      <w:proofErr w:type="spellEnd"/>
-      <w:r>
-        <w:t>('</w:t>
-      </w:r>
-      <w:proofErr w:type="spellStart"/>
-      <w:r>
-        <w:t>OneLake</w:t>
-      </w:r>
-      <w:proofErr w:type="spellEnd"/>
-      <w:r>
-        <w:t>')</w:t>
-      </w:r>
-    </w:p>
-    <w:p>
-      <w:proofErr w:type="spellStart"/>
-      <w:r>
-        <w:t>mirror_service.enable_realtime</w:t>
-      </w:r>
-      <w:proofErr w:type="spellEnd"/>
-      <w:r>
-        <w:t>()</w:t>
+        <w:t># Mirroring Azure SQL Database to OneLake</w:t>
+      </w:r>
+    </w:p>
+    <w:p>
+      <w:r>
+        <w:t>mirror_service = AzureMirror()</w:t>
+      </w:r>
+    </w:p>
+    <w:p>
+      <w:r>
+        <w:t>mirror_service.source('AzureSQL')</w:t>
+      </w:r>
+    </w:p>
+    <w:p>
+      <w:r>
+        <w:t>mirror_service.target('OneLake')</w:t>
+      </w:r>
+    </w:p>
+    <w:p>
+      <w:r>
+        <w:t>mirror_service.enable_realtime()</w:t>
       </w:r>
     </w:p>
     <w:p>
@@ -2807,36 +2030,12 @@
     </w:p>
     <w:p>
       <w:r>
-        <w:t xml:space="preserve">Modern enterprises increasingly need to </w:t>
-      </w:r>
-      <w:proofErr w:type="spellStart"/>
-      <w:r>
-        <w:t>analyze</w:t>
-      </w:r>
-      <w:proofErr w:type="spellEnd"/>
-      <w:r>
-        <w:t xml:space="preserve"> data as it’s generated, whether it’s server logs, IoT sensor readings, or transactional events. Recognizing this, Microsoft Fabric includes a Real-Time Analytics (RTA) capability – recently rebranded as Real-Time Intelligence – which is essentially a streaming data platform built into Fabric. In the post-AI era, real-time data streams are not just for operational dashboards; they’re feeding directly into AI systems that perform instantaneous analysis, anomaly detection, and decision-making.</w:t>
-      </w:r>
-    </w:p>
-    <w:p>
-      <w:r>
-        <w:t xml:space="preserve">A cornerstone of Fabric’s Real-Time Intelligence is its use of KQL (Kusto Query Language), a powerful query language originally developed for Azure Data Explorer (Kusto) and widely used in analytics services like Azure Monitor. KQL is known for its ability to perform blazing-fast aggregations and filtering on large append-only datasets (like logs and time-series data). In Fabric, KQL is the language used to query streaming data in what’s called an </w:t>
-      </w:r>
-      <w:proofErr w:type="spellStart"/>
-      <w:r>
-        <w:t>Eventstream</w:t>
-      </w:r>
-      <w:proofErr w:type="spellEnd"/>
-      <w:r>
-        <w:t xml:space="preserve"> or </w:t>
-      </w:r>
-      <w:proofErr w:type="spellStart"/>
-      <w:r>
-        <w:t>Eventhouse</w:t>
-      </w:r>
-      <w:proofErr w:type="spellEnd"/>
-      <w:r>
-        <w:t>, which are components of the Real-Time Analytics offering .</w:t>
+        <w:t>Modern enterprises increasingly need to analyze data as it’s generated, whether it’s server logs, IoT sensor readings, or transactional events. Recognizing this, Microsoft Fabric includes a Real-Time Analytics (RTA) capability – recently rebranded as Real-Time Intelligence – which is essentially a streaming data platform built into Fabric. In the post-AI era, real-time data streams are not just for operational dashboards; they’re feeding directly into AI systems that perform instantaneous analysis, anomaly detection, and decision-making.</w:t>
+      </w:r>
+    </w:p>
+    <w:p>
+      <w:r>
+        <w:t>A cornerstone of Fabric’s Real-Time Intelligence is its use of KQL (Kusto Query Language), a powerful query language originally developed for Azure Data Explorer (Kusto) and widely used in analytics services like Azure Monitor. KQL is known for its ability to perform blazing-fast aggregations and filtering on large append-only datasets (like logs and time-series data). In Fabric, KQL is the language used to query streaming data in what’s called an Eventstream or Eventhouse, which are components of the Real-Time Analytics offering .</w:t>
       </w:r>
     </w:p>
     <w:p>
@@ -2916,7 +2115,6 @@
         </w:numPr>
         <w:spacing w:after="160" w:line="279" w:lineRule="auto"/>
       </w:pPr>
-      <w:proofErr w:type="spellStart"/>
       <w:r>
         <w:rPr>
           <w:b/>
@@ -2924,25 +2122,8 @@
         </w:rPr>
         <w:t>Eventstream</w:t>
       </w:r>
-      <w:proofErr w:type="spellEnd"/>
-      <w:r>
-        <w:t xml:space="preserve">: A pipelined service that ingests and processes streaming events. It can connect to numerous sources (via built-in connectors) such as Azure Event Hubs, IoT Hub, Kafka, Amazon Kinesis, MQTT brokers, database CDC feeds (SQL, Cosmos DB, PostgreSQL), and even Fabric’s own internal events . </w:t>
-      </w:r>
-      <w:proofErr w:type="spellStart"/>
-      <w:r>
-        <w:t>Eventstreams</w:t>
-      </w:r>
-      <w:proofErr w:type="spellEnd"/>
-      <w:r>
-        <w:t xml:space="preserve"> allow you to do streaming ETL – filter or aggregate events on the fly, perform windowing operations, etc., all in a no-code interface if you like. For instance, an </w:t>
-      </w:r>
-      <w:proofErr w:type="spellStart"/>
-      <w:r>
-        <w:t>Eventstream</w:t>
-      </w:r>
-      <w:proofErr w:type="spellEnd"/>
-      <w:r>
-        <w:t xml:space="preserve"> could ingest clickstream data from a website and compute a rolling 5-minute window of active users by region.</w:t>
+      <w:r>
+        <w:t>: A pipelined service that ingests and processes streaming events. It can connect to numerous sources (via built-in connectors) such as Azure Event Hubs, IoT Hub, Kafka, Amazon Kinesis, MQTT brokers, database CDC feeds (SQL, Cosmos DB, PostgreSQL), and even Fabric’s own internal events . Eventstreams allow you to do streaming ETL – filter or aggregate events on the fly, perform windowing operations, etc., all in a no-code interface if you like. For instance, an Eventstream could ingest clickstream data from a website and compute a rolling 5-minute window of active users by region.</w:t>
       </w:r>
     </w:p>
     <w:p>
@@ -2954,77 +2135,20 @@
         </w:numPr>
         <w:spacing w:after="160" w:line="279" w:lineRule="auto"/>
       </w:pPr>
-      <w:proofErr w:type="spellStart"/>
       <w:r>
         <w:rPr>
           <w:b/>
           <w:bCs/>
         </w:rPr>
-        <w:t>Eventhouse</w:t>
-      </w:r>
-      <w:proofErr w:type="spellEnd"/>
-      <w:r>
-        <w:rPr>
-          <w:b/>
-          <w:bCs/>
-        </w:rPr>
-        <w:t>:</w:t>
-      </w:r>
-      <w:r>
-        <w:t xml:space="preserve"> A storage and query engine optimized for time-series and log data. Under the covers, </w:t>
-      </w:r>
-      <w:proofErr w:type="spellStart"/>
-      <w:r>
-        <w:t>Eventhouse</w:t>
-      </w:r>
-      <w:proofErr w:type="spellEnd"/>
-      <w:r>
-        <w:t xml:space="preserve"> is powered by the Kusto engine (the same technology behind Azure Data Explorer and Log Analytics). It automatically organizes incoming data by time, partitions it, and creates indices to allow sub-second queries on high-volume data . Data in an </w:t>
-      </w:r>
-      <w:proofErr w:type="spellStart"/>
-      <w:r>
-        <w:t>Eventhouse</w:t>
-      </w:r>
-      <w:proofErr w:type="spellEnd"/>
-      <w:r>
-        <w:t xml:space="preserve"> is </w:t>
-      </w:r>
-      <w:proofErr w:type="spellStart"/>
-      <w:r>
-        <w:t>queryable</w:t>
-      </w:r>
-      <w:proofErr w:type="spellEnd"/>
-      <w:r>
-        <w:t xml:space="preserve"> with KQL, which is well-suited for these scenarios (KQL has succinct syntax for filtering by time ranges, computing moving averages, etc.). Moreover, the data in an </w:t>
-      </w:r>
-      <w:proofErr w:type="spellStart"/>
-      <w:r>
-        <w:t>Eventhouse</w:t>
-      </w:r>
-      <w:proofErr w:type="spellEnd"/>
-      <w:r>
-        <w:t xml:space="preserve"> can be exposed to other Fabric experiences – for example, you could create Real-Time Dashboards (a new type of Power BI report in Fabric) to visualize streaming data with live updates, or even join real-time data with historical data in a Fabric warehouse.</w:t>
-      </w:r>
-    </w:p>
-    <w:p>
-      <w:r>
-        <w:t xml:space="preserve">Event-driven analytics powered by KQL enables use cases like real-time anomaly detection and alerting. For example, consider an IoT scenario: a manufacturing company streams temperature sensor readings from equipment into Fabric. An </w:t>
-      </w:r>
-      <w:proofErr w:type="spellStart"/>
-      <w:r>
-        <w:t>Eventstream</w:t>
-      </w:r>
-      <w:proofErr w:type="spellEnd"/>
-      <w:r>
-        <w:t xml:space="preserve"> brings in the sensor data from IoT Hub, filters and aggregates it, and lands it in an </w:t>
-      </w:r>
-      <w:proofErr w:type="spellStart"/>
-      <w:r>
-        <w:t>Eventhouse</w:t>
-      </w:r>
-      <w:proofErr w:type="spellEnd"/>
-      <w:r>
-        <w:t xml:space="preserve"> in real time. An analyst (or an AI agent!) can then write a KQL query to detect anomalies, e.g., find when temperature jumps more than 5 degrees in 1 minute. KQL’s expressive syntax makes this straightforward:</w:t>
+        <w:t>Eventhouse:</w:t>
+      </w:r>
+      <w:r>
+        <w:t xml:space="preserve"> A storage and query engine optimized for time-series and log data. Under the covers, Eventhouse is powered by the Kusto engine (the same technology behind Azure Data Explorer and Log Analytics). It automatically organizes incoming data by time, partitions it, and creates indices to allow sub-second queries on high-volume data . Data in an Eventhouse is queryable with KQL, which is well-suited for these scenarios (KQL has succinct syntax for filtering by time ranges, computing moving averages, etc.). Moreover, the data in an Eventhouse can be exposed to other Fabric experiences – for example, you could create Real-Time Dashboards (a new type of Power BI report in Fabric) to visualize streaming data with live updates, or even join real-time data with historical data in a Fabric warehouse.</w:t>
+      </w:r>
+    </w:p>
+    <w:p>
+      <w:r>
+        <w:t>Event-driven analytics powered by KQL enables use cases like real-time anomaly detection and alerting. For example, consider an IoT scenario: a manufacturing company streams temperature sensor readings from equipment into Fabric. An Eventstream brings in the sensor data from IoT Hub, filters and aggregates it, and lands it in an Eventhouse in real time. An analyst (or an AI agent!) can then write a KQL query to detect anomalies, e.g., find when temperature jumps more than 5 degrees in 1 minute. KQL’s expressive syntax makes this straightforward:</w:t>
       </w:r>
     </w:p>
     <w:tbl>
@@ -3052,7 +2176,6 @@
               </w:rPr>
               <w:t xml:space="preserve">1     </w:t>
             </w:r>
-            <w:proofErr w:type="spellStart"/>
             <w:r>
               <w:rPr>
                 <w:rFonts w:eastAsia="Consolas" w:cs="Consolas"/>
@@ -3060,7 +2183,6 @@
               </w:rPr>
               <w:t>EventStreamData</w:t>
             </w:r>
-            <w:proofErr w:type="spellEnd"/>
           </w:p>
           <w:p>
             <w:pPr>
@@ -3091,46 +2213,14 @@
                 <w:rFonts w:eastAsia="Consolas" w:cs="Consolas"/>
                 <w:color w:val="1F2328"/>
               </w:rPr>
-              <w:t xml:space="preserve"> </w:t>
-            </w:r>
-            <w:proofErr w:type="spellStart"/>
-            <w:r>
-              <w:rPr>
-                <w:rFonts w:eastAsia="Consolas" w:cs="Consolas"/>
-                <w:color w:val="1F2328"/>
-              </w:rPr>
-              <w:t>machine_id</w:t>
-            </w:r>
-            <w:proofErr w:type="spellEnd"/>
-            <w:r>
-              <w:rPr>
-                <w:rFonts w:eastAsia="Consolas" w:cs="Consolas"/>
-                <w:color w:val="1F2328"/>
-              </w:rPr>
-              <w:t xml:space="preserve"> == </w:t>
+              <w:t xml:space="preserve"> machine_id == </w:t>
             </w:r>
             <w:r>
               <w:rPr>
                 <w:rFonts w:eastAsia="Consolas" w:cs="Consolas"/>
                 <w:color w:val="0A3069"/>
               </w:rPr>
-              <w:t>"</w:t>
-            </w:r>
-            <w:proofErr w:type="spellStart"/>
-            <w:r>
-              <w:rPr>
-                <w:rFonts w:eastAsia="Consolas" w:cs="Consolas"/>
-                <w:color w:val="0A3069"/>
-              </w:rPr>
-              <w:t>MachineA</w:t>
-            </w:r>
-            <w:proofErr w:type="spellEnd"/>
-            <w:r>
-              <w:rPr>
-                <w:rFonts w:eastAsia="Consolas" w:cs="Consolas"/>
-                <w:color w:val="0A3069"/>
-              </w:rPr>
-              <w:t>"</w:t>
+              <w:t>"MachineA"</w:t>
             </w:r>
           </w:p>
           <w:p>
@@ -3162,67 +2252,35 @@
                 <w:rFonts w:eastAsia="Consolas" w:cs="Consolas"/>
                 <w:color w:val="1F2328"/>
               </w:rPr>
-              <w:t xml:space="preserve"> </w:t>
-            </w:r>
-            <w:proofErr w:type="spellStart"/>
+              <w:t xml:space="preserve"> TemperatureChange &gt; </w:t>
+            </w:r>
+            <w:r>
+              <w:rPr>
+                <w:rFonts w:eastAsia="Consolas" w:cs="Consolas"/>
+                <w:color w:val="0550AE"/>
+              </w:rPr>
+              <w:t>5</w:t>
+            </w:r>
             <w:r>
               <w:rPr>
                 <w:rFonts w:eastAsia="Consolas" w:cs="Consolas"/>
                 <w:color w:val="1F2328"/>
               </w:rPr>
-              <w:t>TemperatureChange</w:t>
-            </w:r>
-            <w:proofErr w:type="spellEnd"/>
+              <w:t xml:space="preserve"> </w:t>
+            </w:r>
+            <w:r>
+              <w:rPr>
+                <w:rFonts w:eastAsia="Consolas" w:cs="Consolas"/>
+                <w:color w:val="CF222E"/>
+              </w:rPr>
+              <w:t>and</w:t>
+            </w:r>
             <w:r>
               <w:rPr>
                 <w:rFonts w:eastAsia="Consolas" w:cs="Consolas"/>
                 <w:color w:val="1F2328"/>
               </w:rPr>
-              <w:t xml:space="preserve"> &gt; </w:t>
-            </w:r>
-            <w:r>
-              <w:rPr>
-                <w:rFonts w:eastAsia="Consolas" w:cs="Consolas"/>
-                <w:color w:val="0550AE"/>
-              </w:rPr>
-              <w:t>5</w:t>
-            </w:r>
-            <w:r>
-              <w:rPr>
-                <w:rFonts w:eastAsia="Consolas" w:cs="Consolas"/>
-                <w:color w:val="1F2328"/>
-              </w:rPr>
-              <w:t xml:space="preserve"> </w:t>
-            </w:r>
-            <w:r>
-              <w:rPr>
-                <w:rFonts w:eastAsia="Consolas" w:cs="Consolas"/>
-                <w:color w:val="CF222E"/>
-              </w:rPr>
-              <w:t>and</w:t>
-            </w:r>
-            <w:r>
-              <w:rPr>
-                <w:rFonts w:eastAsia="Consolas" w:cs="Consolas"/>
-                <w:color w:val="1F2328"/>
-              </w:rPr>
-              <w:t xml:space="preserve"> </w:t>
-            </w:r>
-            <w:proofErr w:type="spellStart"/>
-            <w:r>
-              <w:rPr>
-                <w:rFonts w:eastAsia="Consolas" w:cs="Consolas"/>
-                <w:color w:val="1F2328"/>
-              </w:rPr>
-              <w:t>AlertSent</w:t>
-            </w:r>
-            <w:proofErr w:type="spellEnd"/>
-            <w:r>
-              <w:rPr>
-                <w:rFonts w:eastAsia="Consolas" w:cs="Consolas"/>
-                <w:color w:val="1F2328"/>
-              </w:rPr>
-              <w:t xml:space="preserve"> == </w:t>
+              <w:t xml:space="preserve"> AlertSent == </w:t>
             </w:r>
             <w:r>
               <w:rPr>
@@ -3261,48 +2319,15 @@
                 <w:rFonts w:eastAsia="Consolas" w:cs="Consolas"/>
                 <w:color w:val="1F2328"/>
               </w:rPr>
-              <w:t xml:space="preserve"> Timestamp, </w:t>
-            </w:r>
-            <w:proofErr w:type="spellStart"/>
-            <w:r>
-              <w:rPr>
-                <w:rFonts w:eastAsia="Consolas" w:cs="Consolas"/>
-                <w:color w:val="1F2328"/>
-              </w:rPr>
-              <w:t>machine_id</w:t>
-            </w:r>
-            <w:proofErr w:type="spellEnd"/>
-            <w:r>
-              <w:rPr>
-                <w:rFonts w:eastAsia="Consolas" w:cs="Consolas"/>
-                <w:color w:val="1F2328"/>
-              </w:rPr>
-              <w:t xml:space="preserve">, Temperature, </w:t>
-            </w:r>
-            <w:proofErr w:type="spellStart"/>
-            <w:r>
-              <w:rPr>
-                <w:rFonts w:eastAsia="Consolas" w:cs="Consolas"/>
-                <w:color w:val="1F2328"/>
-              </w:rPr>
-              <w:t>TemperatureChange</w:t>
-            </w:r>
-            <w:proofErr w:type="spellEnd"/>
+              <w:t xml:space="preserve"> Timestamp, machine_id, Temperature, TemperatureChange</w:t>
+            </w:r>
           </w:p>
         </w:tc>
       </w:tr>
     </w:tbl>
     <w:p>
       <w:r>
-        <w:t>This query would continuously evaluate the stream of temperature readings for “</w:t>
-      </w:r>
-      <w:proofErr w:type="spellStart"/>
-      <w:r>
-        <w:t>MachineA</w:t>
-      </w:r>
-      <w:proofErr w:type="spellEnd"/>
-      <w:r>
-        <w:t>” and output those that meet the anomaly criteria (a jump &gt;5°C and no prior alert sent). The result could feed a Real-Time Dashboard for operations monitoring.</w:t>
+        <w:t>This query would continuously evaluate the stream of temperature readings for “MachineA” and output those that meet the anomaly criteria (a jump &gt;5°C and no prior alert sent). The result could feed a Real-Time Dashboard for operations monitoring.</w:t>
       </w:r>
     </w:p>
     <w:p>
@@ -3312,23 +2337,7 @@
     </w:p>
     <w:p>
       <w:r>
-        <w:t xml:space="preserve">The action could be sending an alert to a team via Teams or email, invoking an Azure Function to attempt an automatic fix (like shutting off a machine that’s overheating), or even calling an AI agent to </w:t>
-      </w:r>
-      <w:proofErr w:type="spellStart"/>
-      <w:r>
-        <w:t>analyze</w:t>
-      </w:r>
-      <w:proofErr w:type="spellEnd"/>
-      <w:r>
-        <w:t xml:space="preserve"> the situation. In our example, when a large temperature spike is detected, an Activator could trigger an AI Copilot to message the plant manager with a suggested remediation plan – perhaps even ordering a maintenance crew to check the machine, after the AI </w:t>
-      </w:r>
-      <w:proofErr w:type="spellStart"/>
-      <w:r>
-        <w:t>analyzes</w:t>
-      </w:r>
-      <w:proofErr w:type="spellEnd"/>
-      <w:r>
-        <w:t xml:space="preserve"> historical data of similar incidents.</w:t>
+        <w:t>The action could be sending an alert to a team via Teams or email, invoking an Azure Function to attempt an automatic fix (like shutting off a machine that’s overheating), or even calling an AI agent to analyze the situation. In our example, when a large temperature spike is detected, an Activator could trigger an AI Copilot to message the plant manager with a suggested remediation plan – perhaps even ordering a maintenance crew to check the machine, after the AI analyzes historical data of similar incidents.</w:t>
       </w:r>
     </w:p>
     <w:p>
@@ -3343,28 +2352,12 @@
     </w:p>
     <w:p>
       <w:r>
-        <w:t xml:space="preserve">In essence, Fabric’s Real-Time Intelligence brings streaming data into the AI era by providing the tools to not only </w:t>
-      </w:r>
-      <w:proofErr w:type="spellStart"/>
-      <w:r>
-        <w:t>analyze</w:t>
-      </w:r>
-      <w:proofErr w:type="spellEnd"/>
-      <w:r>
-        <w:t xml:space="preserve"> data in motion using KQL and visualization, but also to respond immediately using automation. </w:t>
-      </w:r>
-    </w:p>
-    <w:p>
-      <w:r>
-        <w:t xml:space="preserve">From a data engineering perspective, it means the traditional boundary between “batch ETL vs. streaming” is blurring – important insights can be derived and acted upon in seconds, which is particularly critical for AI applications that rely on up-to-the-moment data (think of an AI-driven recommendation engine adjusting to customer </w:t>
-      </w:r>
-      <w:proofErr w:type="spellStart"/>
-      <w:r>
-        <w:t>behavior</w:t>
-      </w:r>
-      <w:proofErr w:type="spellEnd"/>
-      <w:r>
-        <w:t xml:space="preserve"> in real time, or an anomaly detection model catching a cybersecurity threat as it happens). </w:t>
+        <w:t xml:space="preserve">In essence, Fabric’s Real-Time Intelligence brings streaming data into the AI era by providing the tools to not only analyze data in motion using KQL and visualization, but also to respond immediately using automation. </w:t>
+      </w:r>
+    </w:p>
+    <w:p>
+      <w:r>
+        <w:t xml:space="preserve">From a data engineering perspective, it means the traditional boundary between “batch ETL vs. streaming” is blurring – important insights can be derived and acted upon in seconds, which is particularly critical for AI applications that rely on up-to-the-moment data (think of an AI-driven recommendation engine adjusting to customer behavior in real time, or an anomaly detection model catching a cybersecurity threat as it happens). </w:t>
       </w:r>
     </w:p>
     <w:p>
@@ -3413,12 +2406,9 @@
       </w:r>
     </w:p>
     <w:p>
-      <w:proofErr w:type="spellStart"/>
-      <w:r>
-        <w:lastRenderedPageBreak/>
+      <w:r>
         <w:t>IoTEvents</w:t>
       </w:r>
-      <w:proofErr w:type="spellEnd"/>
     </w:p>
     <w:p>
       <w:r>
@@ -3427,77 +2417,30 @@
     </w:p>
     <w:p>
       <w:r>
-        <w:t xml:space="preserve">| summarize count() by </w:t>
-      </w:r>
-      <w:proofErr w:type="spellStart"/>
-      <w:r>
-        <w:t>DeviceID</w:t>
-      </w:r>
-      <w:proofErr w:type="spellEnd"/>
-      <w:r>
-        <w:t>, bin(</w:t>
-      </w:r>
-      <w:proofErr w:type="spellStart"/>
-      <w:r>
-        <w:t>TimeStamp</w:t>
-      </w:r>
-      <w:proofErr w:type="spellEnd"/>
-      <w:r>
-        <w:t>, 5m)</w:t>
+        <w:t>| summarize count() by DeviceID, bin(TimeStamp, 5m)</w:t>
       </w:r>
     </w:p>
     <w:p>
       <w:pPr>
         <w:pStyle w:val="Heading2"/>
       </w:pPr>
-      <w:proofErr w:type="spellStart"/>
-      <w:r>
-        <w:t>GraphRAG</w:t>
-      </w:r>
-      <w:proofErr w:type="spellEnd"/>
-      <w:r>
-        <w:t xml:space="preserve"> in Azure Database for PostgreSQL</w:t>
-      </w:r>
-    </w:p>
-    <w:p>
-      <w:proofErr w:type="spellStart"/>
-      <w:r>
-        <w:t>GraphRAG</w:t>
-      </w:r>
-      <w:proofErr w:type="spellEnd"/>
-      <w:r>
-        <w:t xml:space="preserve"> is an advanced framework for leveraging graph-based retrieval augmented generation in Azure Database for PostgreSQL. It combines graph traversal with AI models to provide richer, context-aware results.</w:t>
-      </w:r>
-    </w:p>
-    <w:p>
-      <w:r>
-        <w:t xml:space="preserve">As organizations adopted Retrieval-Augmented Generation (RAG) techniques – where LLMs use external data sources to ground their answers – new challenges emerged around accuracy. Simple keyword search or vector similarity search can falter when the data is large or highly interrelated. In 2024, Microsoft researchers and engineers proposed </w:t>
-      </w:r>
-      <w:proofErr w:type="spellStart"/>
-      <w:r>
-        <w:t>GraphRAG</w:t>
-      </w:r>
-      <w:proofErr w:type="spellEnd"/>
-      <w:r>
-        <w:t xml:space="preserve"> as an advanced method to boost the precision of RAG systems by incorporating graph knowledge into the retrieval process. Azure Database for PostgreSQL became a prime platform to implement this, thanks to its support for both vector searches and graph queries via extensions.</w:t>
-      </w:r>
-    </w:p>
-    <w:p>
-      <w:proofErr w:type="spellStart"/>
-      <w:r>
-        <w:t>GraphRAG</w:t>
-      </w:r>
-      <w:proofErr w:type="spellEnd"/>
-      <w:r>
-        <w:t xml:space="preserve"> (Graph-enhanced Retrieval-Augmented Generation) is a technique that supplements vector similarity search with graph-based context. In a typical RAG pipeline, say for a Q&amp;A bot, you might embed your documents and use a vector database to fetch those most relevant to the user’s question. </w:t>
-      </w:r>
-      <w:proofErr w:type="spellStart"/>
-      <w:r>
-        <w:t>GraphRAG</w:t>
-      </w:r>
-      <w:proofErr w:type="spellEnd"/>
-      <w:r>
-        <w:t xml:space="preserve"> suggests that if your data has an inherent graph structure (relationships between entities), leveraging that structure can yield better retrieval results, thereby improving the accuracy of the answers the LLM generates .</w:t>
+      <w:r>
+        <w:t>GraphRAG in Azure Database for PostgreSQL</w:t>
+      </w:r>
+    </w:p>
+    <w:p>
+      <w:r>
+        <w:t>GraphRAG is an advanced framework for leveraging graph-based retrieval augmented generation in Azure Database for PostgreSQL. It combines graph traversal with AI models to provide richer, context-aware results.</w:t>
+      </w:r>
+    </w:p>
+    <w:p>
+      <w:r>
+        <w:t>As organizations adopted Retrieval-Augmented Generation (RAG) techniques – where LLMs use external data sources to ground their answers – new challenges emerged around accuracy. Simple keyword search or vector similarity search can falter when the data is large or highly interrelated. In 2024, Microsoft researchers and engineers proposed GraphRAG as an advanced method to boost the precision of RAG systems by incorporating graph knowledge into the retrieval process. Azure Database for PostgreSQL became a prime platform to implement this, thanks to its support for both vector searches and graph queries via extensions.</w:t>
+      </w:r>
+    </w:p>
+    <w:p>
+      <w:r>
+        <w:t>GraphRAG (Graph-enhanced Retrieval-Augmented Generation) is a technique that supplements vector similarity search with graph-based context. In a typical RAG pipeline, say for a Q&amp;A bot, you might embed your documents and use a vector database to fetch those most relevant to the user’s question. GraphRAG suggests that if your data has an inherent graph structure (relationships between entities), leveraging that structure can yield better retrieval results, thereby improving the accuracy of the answers the LLM generates .</w:t>
       </w:r>
     </w:p>
     <w:p>
@@ -3513,23 +2456,7 @@
         </w:r>
       </w:hyperlink>
       <w:r>
-        <w:t xml:space="preserve"> (for vector similarity search) and Apache AGE (for graph database functionality using </w:t>
-      </w:r>
-      <w:proofErr w:type="spellStart"/>
-      <w:r>
-        <w:t>openCypher</w:t>
-      </w:r>
-      <w:proofErr w:type="spellEnd"/>
-      <w:r>
-        <w:t xml:space="preserve"> queries). This means a single database can act as a relational store, a vector store, and a graph store simultaneously – a very powerful combination for building a </w:t>
-      </w:r>
-      <w:proofErr w:type="spellStart"/>
-      <w:r>
-        <w:t>GraphRAG</w:t>
-      </w:r>
-      <w:proofErr w:type="spellEnd"/>
-      <w:r>
-        <w:t xml:space="preserve"> system .</w:t>
+        <w:t xml:space="preserve"> (for vector similarity search) and Apache AGE (for graph database functionality using openCypher queries). This means a single database can act as a relational store, a vector store, and a graph store simultaneously – a very powerful combination for building a GraphRAG system .</w:t>
       </w:r>
     </w:p>
     <w:p>
@@ -3545,23 +2472,7 @@
         </w:r>
       </w:hyperlink>
       <w:r>
-        <w:t xml:space="preserve"> (released as a public preview in November 2024) focused on legal documents. They had a corpus of judicial cases, which naturally reference each other (case A cites case B, etc.), forming a web of legal precedents. They ingested ~500,000 legal case documents into Azure Database for PostgreSQL. Using </w:t>
-      </w:r>
-      <w:proofErr w:type="spellStart"/>
-      <w:r>
-        <w:t>pgvector</w:t>
-      </w:r>
-      <w:proofErr w:type="spellEnd"/>
-      <w:r>
-        <w:t xml:space="preserve">, each document was embedded into a vector for semantic search, and using Apache AGE, the citations among cases were stored as a graph in the same database. A </w:t>
-      </w:r>
-      <w:proofErr w:type="spellStart"/>
-      <w:r>
-        <w:t>GraphRAG</w:t>
-      </w:r>
-      <w:proofErr w:type="spellEnd"/>
-      <w:r>
-        <w:t>-based retrieval pipeline then worked in three stages for any user query:</w:t>
+        <w:t xml:space="preserve"> (released as a public preview in November 2024) focused on legal documents. They had a corpus of judicial cases, which naturally reference each other (case A cites case B, etc.), forming a web of legal precedents. They ingested ~500,000 legal case documents into Azure Database for PostgreSQL. Using pgvector, each document was embedded into a vector for semantic search, and using Apache AGE, the citations among cases were stored as a graph in the same database. A GraphRAG-based retrieval pipeline then worked in three stages for any user query:</w:t>
       </w:r>
     </w:p>
     <w:p>
@@ -3581,23 +2492,7 @@
         <w:t>Semantic Vector Search</w:t>
       </w:r>
       <w:r>
-        <w:t xml:space="preserve">: First, a standard vector similarity search finds candidate documents related to the query (for example, retrieving 50 legal cases that might be relevant, based on embeddings of the query and cases). This is done with a simple SQL query using the &lt;=&gt; vector similarity operator provided by </w:t>
-      </w:r>
-      <w:proofErr w:type="spellStart"/>
-      <w:r>
-        <w:t>pgvector</w:t>
-      </w:r>
-      <w:proofErr w:type="spellEnd"/>
-      <w:r>
-        <w:t xml:space="preserve"> – under the covers, Azure’s </w:t>
-      </w:r>
-      <w:proofErr w:type="spellStart"/>
-      <w:r>
-        <w:t>pg_diskann</w:t>
-      </w:r>
-      <w:proofErr w:type="spellEnd"/>
-      <w:r>
-        <w:t xml:space="preserve"> index (if enabled) accelerates this search. For </w:t>
+        <w:t xml:space="preserve">: First, a standard vector similarity search finds candidate documents related to the query (for example, retrieving 50 legal cases that might be relevant, based on embeddings of the query and cases). This is done with a simple SQL query using the &lt;=&gt; vector similarity operator provided by pgvector – under the covers, Azure’s pg_diskann index (if enabled) accelerates this search. For </w:t>
       </w:r>
       <w:r>
         <w:t>example, t</w:t>
@@ -3677,15 +2572,7 @@
         <w:spacing w:after="160" w:line="279" w:lineRule="auto"/>
       </w:pPr>
       <w:r>
-        <w:t xml:space="preserve">Figure: </w:t>
-      </w:r>
-      <w:proofErr w:type="spellStart"/>
-      <w:r>
-        <w:t>GraphRAG</w:t>
-      </w:r>
-      <w:proofErr w:type="spellEnd"/>
-      <w:r>
-        <w:t xml:space="preserve"> stages </w:t>
+        <w:t xml:space="preserve">Figure: GraphRAG stages </w:t>
       </w:r>
     </w:p>
     <w:p>
@@ -3728,71 +2615,15 @@
           <w:b/>
           <w:bCs/>
         </w:rPr>
-        <w:t>Graph-based Re-ranking (</w:t>
-      </w:r>
-      <w:proofErr w:type="spellStart"/>
-      <w:r>
-        <w:rPr>
-          <w:b/>
-          <w:bCs/>
-        </w:rPr>
-        <w:t>GraphRAG</w:t>
-      </w:r>
-      <w:proofErr w:type="spellEnd"/>
-      <w:r>
-        <w:rPr>
-          <w:b/>
-          <w:bCs/>
-        </w:rPr>
-        <w:t>)</w:t>
-      </w:r>
-      <w:r>
-        <w:t xml:space="preserve">: Finally, </w:t>
-      </w:r>
-      <w:proofErr w:type="spellStart"/>
-      <w:r>
-        <w:t>GraphRAG</w:t>
-      </w:r>
-      <w:proofErr w:type="spellEnd"/>
-      <w:r>
-        <w:t xml:space="preserve"> comes into play. The idea is to use the knowledge graph of case citations to adjust the ranking of results. In the legal domain, the number of times a case is cited by others is a measure of its importance or “prominence.” So among the semantically relevant cases from step 2, the </w:t>
-      </w:r>
-      <w:proofErr w:type="spellStart"/>
-      <w:r>
-        <w:t>GraphRAG</w:t>
-      </w:r>
-      <w:proofErr w:type="spellEnd"/>
-      <w:r>
-        <w:t xml:space="preserve"> pipeline runs a graph query (using </w:t>
-      </w:r>
-      <w:proofErr w:type="spellStart"/>
-      <w:r>
-        <w:t>openCypher</w:t>
-      </w:r>
-      <w:proofErr w:type="spellEnd"/>
-      <w:r>
-        <w:t xml:space="preserve"> via Apache AGE in Postgres) to calculate a score for each case based on how connected or prominent it is in the citation network . In practice, they might count how many times each candidate case is cited by other top candidates, or use algorithms like Reciprocal Rank Fusion that combine semantic similarity rank and graph centrality. The result is a re-weighted top 10 list of cases that are both relevant and highly cited.</w:t>
-      </w:r>
-    </w:p>
-    <w:p>
-      <w:r>
-        <w:t xml:space="preserve">Those top results are then fed to the language model to generate the final answer (e.g., a summary of the key legal precedents for the question). The outcome was a significant improvement in accuracy. The </w:t>
-      </w:r>
-      <w:proofErr w:type="spellStart"/>
-      <w:r>
-        <w:t>GraphRAG</w:t>
-      </w:r>
-      <w:proofErr w:type="spellEnd"/>
-      <w:r>
-        <w:t xml:space="preserve">-enhanced system was better at selecting authoritative cases, reducing the risk of the LLM quoting irrelevant or less important documents. In Microsoft’s tests, the combination of vector search + semantic ranker + </w:t>
-      </w:r>
-      <w:proofErr w:type="spellStart"/>
-      <w:r>
-        <w:t>GraphRAG</w:t>
-      </w:r>
-      <w:proofErr w:type="spellEnd"/>
-      <w:r>
-        <w:t xml:space="preserve"> outperformed vector search alone by a wide margin in terms of retrieving the “golden” relevant documents for a query .</w:t>
+        <w:t>Graph-based Re-ranking (GraphRAG)</w:t>
+      </w:r>
+      <w:r>
+        <w:t>: Finally, GraphRAG comes into play. The idea is to use the knowledge graph of case citations to adjust the ranking of results. In the legal domain, the number of times a case is cited by others is a measure of its importance or “prominence.” So among the semantically relevant cases from step 2, the GraphRAG pipeline runs a graph query (using openCypher via Apache AGE in Postgres) to calculate a score for each case based on how connected or prominent it is in the citation network . In practice, they might count how many times each candidate case is cited by other top candidates, or use algorithms like Reciprocal Rank Fusion that combine semantic similarity rank and graph centrality. The result is a re-weighted top 10 list of cases that are both relevant and highly cited.</w:t>
+      </w:r>
+    </w:p>
+    <w:p>
+      <w:r>
+        <w:t>Those top results are then fed to the language model to generate the final answer (e.g., a summary of the key legal precedents for the question). The outcome was a significant improvement in accuracy. The GraphRAG-enhanced system was better at selecting authoritative cases, reducing the risk of the LLM quoting irrelevant or less important documents. In Microsoft’s tests, the combination of vector search + semantic ranker + GraphRAG outperformed vector search alone by a wide margin in terms of retrieving the “golden” relevant documents for a query .</w:t>
       </w:r>
     </w:p>
     <w:p>
@@ -3806,21 +2637,8 @@
       </w:r>
     </w:p>
     <w:p>
-      <w:proofErr w:type="spellStart"/>
-      <w:r>
-        <w:t>GraphRAG</w:t>
-      </w:r>
-      <w:proofErr w:type="spellEnd"/>
-      <w:r>
-        <w:t xml:space="preserve"> is a prime example of how AI and data engineering are intersecting in new ways. Data engineers are now thinking beyond flat tables and considering graph structures and hybrid techniques to support AI applications. As of 2024–2025, </w:t>
-      </w:r>
-      <w:proofErr w:type="spellStart"/>
-      <w:r>
-        <w:t>GraphRAG</w:t>
-      </w:r>
-      <w:proofErr w:type="spellEnd"/>
-      <w:r>
-        <w:t xml:space="preserve"> was provided as an open-source solution accelerator for Azure PostgreSQL, and we can expect such techniques to be incorporated into more products (or even automated by AI agents) in the near future.</w:t>
+      <w:r>
+        <w:t>GraphRAG is a prime example of how AI and data engineering are intersecting in new ways. Data engineers are now thinking beyond flat tables and considering graph structures and hybrid techniques to support AI applications. As of 2024–2025, GraphRAG was provided as an open-source solution accelerator for Azure PostgreSQL, and we can expect such techniques to be incorporated into more products (or even automated by AI agents) in the near future.</w:t>
       </w:r>
     </w:p>
     <w:p>
@@ -3830,28 +2648,12 @@
     </w:p>
     <w:p>
       <w:r>
-        <w:t xml:space="preserve"># </w:t>
-      </w:r>
-      <w:proofErr w:type="spellStart"/>
-      <w:r>
-        <w:t>GraphRAG</w:t>
-      </w:r>
-      <w:proofErr w:type="spellEnd"/>
-      <w:r>
-        <w:t xml:space="preserve"> in PostgreSQL</w:t>
-      </w:r>
-    </w:p>
-    <w:p>
-      <w:r>
-        <w:t xml:space="preserve">SELECT </w:t>
-      </w:r>
-      <w:proofErr w:type="spellStart"/>
-      <w:r>
-        <w:t>graph_rag_query</w:t>
-      </w:r>
-      <w:proofErr w:type="spellEnd"/>
-      <w:r>
-        <w:t>('SELECT * FROM nodes WHERE ...');</w:t>
+        <w:t># GraphRAG in PostgreSQL</w:t>
+      </w:r>
+    </w:p>
+    <w:p>
+      <w:r>
+        <w:t>SELECT graph_rag_query('SELECT * FROM nodes WHERE ...');</w:t>
       </w:r>
     </w:p>
     <w:p>
@@ -3863,26 +2665,13 @@
       <w:pPr>
         <w:pStyle w:val="Heading2"/>
       </w:pPr>
-      <w:proofErr w:type="spellStart"/>
-      <w:r>
-        <w:t>DiskANN</w:t>
-      </w:r>
-      <w:proofErr w:type="spellEnd"/>
-      <w:r>
-        <w:t xml:space="preserve"> Vector Search (GA) in Azure </w:t>
-      </w:r>
-    </w:p>
-    <w:p>
-      <w:r>
-        <w:t xml:space="preserve">The explosion of AI applications – particularly those using embeddings and semantic search – created a need for database systems that can handle vector data efficiently. Vectors (numerical arrays representing semantic meaning of text, images, etc.) are now a first-class citizen in data engineering. Recognizing this, Microsoft has integrated vector search capabilities into its core data services, notably Azure Cosmos DB and Azure Database for PostgreSQL. The “latest developments” here revolve around the general availability of </w:t>
-      </w:r>
-      <w:proofErr w:type="spellStart"/>
-      <w:r>
-        <w:t>DiskANN</w:t>
-      </w:r>
-      <w:proofErr w:type="spellEnd"/>
-      <w:r>
-        <w:t>, a cutting-edge vector indexing algorithm, in these platforms.</w:t>
+      <w:r>
+        <w:t xml:space="preserve">DiskANN Vector Search (GA) in Azure </w:t>
+      </w:r>
+    </w:p>
+    <w:p>
+      <w:r>
+        <w:t>The explosion of AI applications – particularly those using embeddings and semantic search – created a need for database systems that can handle vector data efficiently. Vectors (numerical arrays representing semantic meaning of text, images, etc.) are now a first-class citizen in data engineering. Recognizing this, Microsoft has integrated vector search capabilities into its core data services, notably Azure Cosmos DB and Azure Database for PostgreSQL. The “latest developments” here revolve around the general availability of DiskANN, a cutting-edge vector indexing algorithm, in these platforms.</w:t>
       </w:r>
       <w:r>
         <w:t xml:space="preserve"> </w:t>
@@ -3896,26 +2685,10 @@
         <w:t>Neighbour</w:t>
       </w:r>
       <w:r>
-        <w:t xml:space="preserve"> search library originally developed by Microsoft Research for Bing’s web-scale image search. Traditional vector search methods (like HNSW) keep indexes in memory, which becomes very expensive as vector collections grow into millions or billions of items. </w:t>
-      </w:r>
-      <w:proofErr w:type="spellStart"/>
-      <w:r>
-        <w:t>DiskANN</w:t>
-      </w:r>
-      <w:proofErr w:type="spellEnd"/>
-      <w:r>
-        <w:t xml:space="preserve"> cleverly stores the index on disk (SSD) in a graph structure optimized for minimal disk seeks. </w:t>
-      </w:r>
-      <w:r>
-        <w:t xml:space="preserve">Here is a reference architecture of how </w:t>
-      </w:r>
-      <w:proofErr w:type="spellStart"/>
-      <w:r>
-        <w:t>DiskANN</w:t>
-      </w:r>
-      <w:proofErr w:type="spellEnd"/>
-      <w:r>
-        <w:t xml:space="preserve"> can be visualized in Microsoft </w:t>
+        <w:t xml:space="preserve"> search library originally developed by Microsoft Research for Bing’s web-scale image search. Traditional vector search methods (like HNSW) keep indexes in memory, which becomes very expensive as vector collections grow into millions or billions of items. DiskANN cleverly stores the index on disk (SSD) in a graph structure optimized for minimal disk seeks. </w:t>
+      </w:r>
+      <w:r>
+        <w:t xml:space="preserve">Here is a reference architecture of how DiskANN can be visualized in Microsoft </w:t>
       </w:r>
       <w:r>
         <w:t>solution for Vector search approach with Azure native data store.</w:t>
@@ -3978,73 +2751,17 @@
     </w:p>
     <w:p>
       <w:r>
-        <w:t xml:space="preserve">Figure: Reference architecture of </w:t>
-      </w:r>
-      <w:proofErr w:type="spellStart"/>
-      <w:r>
-        <w:t>DiskANN</w:t>
-      </w:r>
-      <w:proofErr w:type="spellEnd"/>
-      <w:r>
-        <w:t xml:space="preserve"> with Azure native data store</w:t>
-      </w:r>
-    </w:p>
-    <w:p>
-      <w:r>
-        <w:t xml:space="preserve">It yields extremely fast search (low latency) even for very large datasets, without requiring enormous RAM. Microsoft reported that, compared to the widely used HNSW approach, </w:t>
-      </w:r>
-      <w:proofErr w:type="spellStart"/>
-      <w:r>
-        <w:t>DiskANN</w:t>
-      </w:r>
-      <w:proofErr w:type="spellEnd"/>
-      <w:r>
-        <w:t xml:space="preserve"> delivered comparable accuracy with 10× higher throughput, 4× lower cost, and up to 96× reduction in memory usage on a 35-million vector dataset . These are staggering improvements, making it feasible to integrate vector search into operational scenarios at scale.</w:t>
-      </w:r>
-    </w:p>
-    <w:p>
-      <w:r>
-        <w:t xml:space="preserve">Azure Database for PostgreSQL: Microsoft added </w:t>
-      </w:r>
-      <w:proofErr w:type="spellStart"/>
-      <w:r>
-        <w:t>DiskANN</w:t>
-      </w:r>
-      <w:proofErr w:type="spellEnd"/>
-      <w:r>
-        <w:t xml:space="preserve"> as the </w:t>
-      </w:r>
-      <w:proofErr w:type="spellStart"/>
-      <w:r>
-        <w:t>pg_vector</w:t>
-      </w:r>
-      <w:proofErr w:type="spellEnd"/>
-      <w:r>
-        <w:t xml:space="preserve"> extension </w:t>
-      </w:r>
-      <w:proofErr w:type="spellStart"/>
-      <w:r>
-        <w:t>pg_diskann</w:t>
-      </w:r>
-      <w:proofErr w:type="spellEnd"/>
-      <w:r>
-        <w:t xml:space="preserve"> in Azure PostgreSQL (currently available in the Flexible Server model). Developers can enable it with a simple SQL command (CREATE EXTENSION </w:t>
-      </w:r>
-      <w:proofErr w:type="spellStart"/>
-      <w:r>
-        <w:t>pg_diskann</w:t>
-      </w:r>
-      <w:proofErr w:type="spellEnd"/>
-      <w:r>
-        <w:t xml:space="preserve"> CASCADE; which also brings in the base vector type) . Once enabled, you can create a special </w:t>
-      </w:r>
-      <w:proofErr w:type="spellStart"/>
-      <w:r>
-        <w:t>DiskANN</w:t>
-      </w:r>
-      <w:proofErr w:type="spellEnd"/>
-      <w:r>
-        <w:t xml:space="preserve"> index on a vector column, just like creating an index on a traditional table. For example, if you have a table of products with an embedding vector column, you can do:</w:t>
+        <w:t>Figure: Reference architecture of DiskANN with Azure native data store</w:t>
+      </w:r>
+    </w:p>
+    <w:p>
+      <w:r>
+        <w:t>It yields extremely fast search (low latency) even for very large datasets, without requiring enormous RAM. Microsoft reported that, compared to the widely used HNSW approach, DiskANN delivered comparable accuracy with 10× higher throughput, 4× lower cost, and up to 96× reduction in memory usage on a 35-million vector dataset . These are staggering improvements, making it feasible to integrate vector search into operational scenarios at scale.</w:t>
+      </w:r>
+    </w:p>
+    <w:p>
+      <w:r>
+        <w:t>Azure Database for PostgreSQL: Microsoft added DiskANN as the pg_vector extension pg_diskann in Azure PostgreSQL (currently available in the Flexible Server model). Developers can enable it with a simple SQL command (CREATE EXTENSION pg_diskann CASCADE; which also brings in the base vector type) . Once enabled, you can create a special DiskANN index on a vector column, just like creating an index on a traditional table. For example, if you have a table of products with an embedding vector column, you can do:</w:t>
       </w:r>
     </w:p>
     <w:tbl>
@@ -4100,7 +2817,6 @@
               </w:rPr>
               <w:t xml:space="preserve"> </w:t>
             </w:r>
-            <w:proofErr w:type="spellStart"/>
             <w:r>
               <w:rPr>
                 <w:rFonts w:eastAsia="Consolas" w:cs="Consolas"/>
@@ -4108,7 +2824,6 @@
               </w:rPr>
               <w:t>product_embedding_idx</w:t>
             </w:r>
-            <w:proofErr w:type="spellEnd"/>
             <w:r>
               <w:rPr>
                 <w:rFonts w:eastAsia="Consolas" w:cs="Consolas"/>
@@ -4164,39 +2879,7 @@
                 <w:rFonts w:eastAsia="Consolas" w:cs="Consolas"/>
                 <w:color w:val="1F2328"/>
               </w:rPr>
-              <w:t xml:space="preserve"> </w:t>
-            </w:r>
-            <w:proofErr w:type="spellStart"/>
-            <w:r>
-              <w:rPr>
-                <w:rFonts w:eastAsia="Consolas" w:cs="Consolas"/>
-                <w:color w:val="1F2328"/>
-              </w:rPr>
-              <w:t>diskann</w:t>
-            </w:r>
-            <w:proofErr w:type="spellEnd"/>
-            <w:r>
-              <w:rPr>
-                <w:rFonts w:eastAsia="Consolas" w:cs="Consolas"/>
-                <w:color w:val="1F2328"/>
-              </w:rPr>
-              <w:t xml:space="preserve"> (embedding </w:t>
-            </w:r>
-            <w:proofErr w:type="spellStart"/>
-            <w:r>
-              <w:rPr>
-                <w:rFonts w:eastAsia="Consolas" w:cs="Consolas"/>
-                <w:color w:val="1F2328"/>
-              </w:rPr>
-              <w:t>vector_cosine_ops</w:t>
-            </w:r>
-            <w:proofErr w:type="spellEnd"/>
-            <w:r>
-              <w:rPr>
-                <w:rFonts w:eastAsia="Consolas" w:cs="Consolas"/>
-                <w:color w:val="1F2328"/>
-              </w:rPr>
-              <w:t>);</w:t>
+              <w:t xml:space="preserve"> diskann (embedding vector_cosine_ops);</w:t>
             </w:r>
           </w:p>
         </w:tc>
@@ -4204,15 +2887,7 @@
     </w:tbl>
     <w:p>
       <w:r>
-        <w:t xml:space="preserve">This creates a </w:t>
-      </w:r>
-      <w:proofErr w:type="spellStart"/>
-      <w:r>
-        <w:t>DiskANN</w:t>
-      </w:r>
-      <w:proofErr w:type="spellEnd"/>
-      <w:r>
-        <w:t xml:space="preserve"> index (optimized for cosine similarity) on the embedding column of the products table . Now you can perform similarity searches. For instance, to find the top 5 products most similar to a given vector, you might run:</w:t>
+        <w:t>This creates a DiskANN index (optimized for cosine similarity) on the embedding column of the products table . Now you can perform similarity searches. For instance, to find the top 5 products most similar to a given vector, you might run:</w:t>
       </w:r>
     </w:p>
     <w:tbl>
@@ -4252,33 +2927,8 @@
                 <w:rFonts w:eastAsia="Consolas" w:cs="Consolas"/>
                 <w:color w:val="1F2328"/>
               </w:rPr>
-              <w:t xml:space="preserve"> </w:t>
-            </w:r>
-            <w:proofErr w:type="spellStart"/>
-            <w:r>
-              <w:rPr>
-                <w:rFonts w:eastAsia="Consolas" w:cs="Consolas"/>
-                <w:color w:val="1F2328"/>
-              </w:rPr>
-              <w:t>product_id</w:t>
-            </w:r>
-            <w:proofErr w:type="spellEnd"/>
-            <w:r>
-              <w:rPr>
-                <w:rFonts w:eastAsia="Consolas" w:cs="Consolas"/>
-                <w:color w:val="1F2328"/>
-              </w:rPr>
-              <w:t xml:space="preserve">, </w:t>
-            </w:r>
-            <w:proofErr w:type="spellStart"/>
-            <w:r>
-              <w:rPr>
-                <w:rFonts w:eastAsia="Consolas" w:cs="Consolas"/>
-                <w:color w:val="1F2328"/>
-              </w:rPr>
-              <w:t>product_name</w:t>
-            </w:r>
-            <w:proofErr w:type="spellEnd"/>
+              <w:t xml:space="preserve"> product_id, product_name</w:t>
+            </w:r>
           </w:p>
           <w:p>
             <w:pPr>
@@ -4410,13 +3060,8 @@
       </w:r>
     </w:p>
     <w:p>
-      <w:proofErr w:type="spellStart"/>
-      <w:r>
-        <w:t>DiskANN</w:t>
-      </w:r>
-      <w:proofErr w:type="spellEnd"/>
-      <w:r>
-        <w:t xml:space="preserve"> Vector Search is now generally available in Azure Cosmos DB and PostgreSQL, enabling high-performance, scalable vector similarity searches. This is crucial for AI applications such as recommendation systems and semantic search.</w:t>
+      <w:r>
+        <w:t>DiskANN Vector Search is now generally available in Azure Cosmos DB and PostgreSQL, enabling high-performance, scalable vector similarity searches. This is crucial for AI applications such as recommendation systems and semantic search.</w:t>
       </w:r>
     </w:p>
     <w:p>
@@ -4430,15 +3075,7 @@
         <w:t xml:space="preserve">solution can </w:t>
       </w:r>
       <w:r>
-        <w:t xml:space="preserve">use </w:t>
-      </w:r>
-      <w:proofErr w:type="spellStart"/>
-      <w:r>
-        <w:t>DiskANN</w:t>
-      </w:r>
-      <w:proofErr w:type="spellEnd"/>
-      <w:r>
-        <w:t xml:space="preserve"> to recommend products based on user behaviour vectors.</w:t>
+        <w:t>use DiskANN to recommend products based on user behaviour vectors.</w:t>
       </w:r>
       <w:r>
         <w:t xml:space="preserve"> This is next level of Lead generation for Customer </w:t>
@@ -4454,28 +3091,12 @@
     </w:p>
     <w:p>
       <w:r>
-        <w:t xml:space="preserve"># </w:t>
-      </w:r>
-      <w:proofErr w:type="spellStart"/>
-      <w:r>
-        <w:t>DiskANN</w:t>
-      </w:r>
-      <w:proofErr w:type="spellEnd"/>
-      <w:r>
-        <w:t xml:space="preserve"> vector search example</w:t>
-      </w:r>
-    </w:p>
-    <w:p>
-      <w:r>
-        <w:t xml:space="preserve">SELECT * FROM products WHERE </w:t>
-      </w:r>
-      <w:proofErr w:type="spellStart"/>
-      <w:r>
-        <w:t>DiskANN</w:t>
-      </w:r>
-      <w:proofErr w:type="spellEnd"/>
-      <w:r>
-        <w:t>(vector) &gt; threshold;</w:t>
+        <w:t># DiskANN vector search example</w:t>
+      </w:r>
+    </w:p>
+    <w:p>
+      <w:r>
+        <w:t>SELECT * FROM products WHERE DiskANN(vector) &gt; threshold;</w:t>
       </w:r>
     </w:p>
     <w:p>
@@ -4509,54 +3130,22 @@
     </w:p>
     <w:p>
       <w:r>
-        <w:t xml:space="preserve">pipeline = </w:t>
-      </w:r>
-      <w:proofErr w:type="spellStart"/>
-      <w:r>
-        <w:t>DataFactoryPipeline</w:t>
-      </w:r>
-      <w:proofErr w:type="spellEnd"/>
-      <w:r>
-        <w:t>()</w:t>
-      </w:r>
-    </w:p>
-    <w:p>
-      <w:proofErr w:type="spellStart"/>
-      <w:r>
-        <w:t>pipeline.add_step</w:t>
-      </w:r>
-      <w:proofErr w:type="spellEnd"/>
-      <w:r>
-        <w:t>('Extract')</w:t>
-      </w:r>
-    </w:p>
-    <w:p>
-      <w:proofErr w:type="spellStart"/>
-      <w:r>
-        <w:t>pipeline.add_step</w:t>
-      </w:r>
-      <w:proofErr w:type="spellEnd"/>
-      <w:r>
-        <w:t>('</w:t>
-      </w:r>
-      <w:proofErr w:type="spellStart"/>
-      <w:r>
-        <w:t>VectorStoreEnrich</w:t>
-      </w:r>
-      <w:proofErr w:type="spellEnd"/>
-      <w:r>
-        <w:t>')</w:t>
-      </w:r>
-    </w:p>
-    <w:p>
-      <w:proofErr w:type="spellStart"/>
-      <w:r>
-        <w:lastRenderedPageBreak/>
-        <w:t>pipeline.add_step</w:t>
-      </w:r>
-      <w:proofErr w:type="spellEnd"/>
-      <w:r>
-        <w:t>('Load')</w:t>
+        <w:t>pipeline = DataFactoryPipeline()</w:t>
+      </w:r>
+    </w:p>
+    <w:p>
+      <w:r>
+        <w:t>pipeline.add_step('Extract')</w:t>
+      </w:r>
+    </w:p>
+    <w:p>
+      <w:r>
+        <w:t>pipeline.add_step('VectorStoreEnrich')</w:t>
+      </w:r>
+    </w:p>
+    <w:p>
+      <w:r>
+        <w:t>pipeline.add_step('Load')</w:t>
       </w:r>
     </w:p>
     <w:p>
@@ -4594,53 +3183,22 @@
     </w:p>
     <w:p>
       <w:r>
-        <w:t xml:space="preserve">pipeline = </w:t>
-      </w:r>
-      <w:proofErr w:type="spellStart"/>
-      <w:r>
-        <w:t>AIReadyPipeline</w:t>
-      </w:r>
-      <w:proofErr w:type="spellEnd"/>
-      <w:r>
-        <w:t>()</w:t>
-      </w:r>
-    </w:p>
-    <w:p>
-      <w:proofErr w:type="spellStart"/>
-      <w:r>
-        <w:t>pipeline.validate</w:t>
-      </w:r>
-      <w:proofErr w:type="spellEnd"/>
-      <w:r>
-        <w:t>('</w:t>
-      </w:r>
-      <w:proofErr w:type="spellStart"/>
-      <w:r>
-        <w:t>quality_rules</w:t>
-      </w:r>
-      <w:proofErr w:type="spellEnd"/>
-      <w:r>
-        <w:t>')</w:t>
-      </w:r>
-    </w:p>
-    <w:p>
-      <w:proofErr w:type="spellStart"/>
-      <w:r>
-        <w:t>pipeline.track_lineage</w:t>
-      </w:r>
-      <w:proofErr w:type="spellEnd"/>
-      <w:r>
-        <w:t>()</w:t>
-      </w:r>
-    </w:p>
-    <w:p>
-      <w:proofErr w:type="spellStart"/>
-      <w:r>
-        <w:t>pipeline.semantic_tag</w:t>
-      </w:r>
-      <w:proofErr w:type="spellEnd"/>
-      <w:r>
-        <w:t>('entities')</w:t>
+        <w:t>pipeline = AIReadyPipeline()</w:t>
+      </w:r>
+    </w:p>
+    <w:p>
+      <w:r>
+        <w:t>pipeline.validate('quality_rules')</w:t>
+      </w:r>
+    </w:p>
+    <w:p>
+      <w:r>
+        <w:t>pipeline.track_lineage()</w:t>
+      </w:r>
+    </w:p>
+    <w:p>
+      <w:r>
+        <w:t>pipeline.semantic_tag('entities')</w:t>
       </w:r>
     </w:p>
     <w:p>
@@ -4648,41 +3206,17 @@
         <w:pStyle w:val="Heading2"/>
       </w:pPr>
       <w:r>
-        <w:t>AI Governance (</w:t>
-      </w:r>
-      <w:proofErr w:type="spellStart"/>
-      <w:r>
-        <w:t>TRiSM</w:t>
-      </w:r>
-      <w:proofErr w:type="spellEnd"/>
-      <w:r>
-        <w:t>)</w:t>
-      </w:r>
-    </w:p>
-    <w:p>
-      <w:r>
-        <w:t xml:space="preserve">AI Governance is vital for ensuring responsible, transparent, and secure use of AI in data engineering. Azure’s </w:t>
-      </w:r>
-      <w:proofErr w:type="spellStart"/>
-      <w:r>
-        <w:t>TRiSM</w:t>
-      </w:r>
-      <w:proofErr w:type="spellEnd"/>
-      <w:r>
-        <w:t xml:space="preserve"> framework (Trust, Risk, Security, Management) provides guidelines and tools for establishing governance policies, monitoring compliance, and managing risks.</w:t>
-      </w:r>
-    </w:p>
-    <w:p>
-      <w:r>
-        <w:t xml:space="preserve">A financial institution implements </w:t>
-      </w:r>
-      <w:proofErr w:type="spellStart"/>
-      <w:r>
-        <w:t>TRiSM</w:t>
-      </w:r>
-      <w:proofErr w:type="spellEnd"/>
-      <w:r>
-        <w:t xml:space="preserve"> to ensure that AI models are audited, data is protected, and decisions are explainable.</w:t>
+        <w:t>AI Governance (TRiSM)</w:t>
+      </w:r>
+    </w:p>
+    <w:p>
+      <w:r>
+        <w:t>AI Governance is vital for ensuring responsible, transparent, and secure use of AI in data engineering. Azure’s TRiSM framework (Trust, Risk, Security, Management) provides guidelines and tools for establishing governance policies, monitoring compliance, and managing risks.</w:t>
+      </w:r>
+    </w:p>
+    <w:p>
+      <w:r>
+        <w:t>A financial institution implements TRiSM to ensure that AI models are audited, data is protected, and decisions are explainable.</w:t>
       </w:r>
     </w:p>
     <w:p>
@@ -4692,15 +3226,7 @@
     </w:p>
     <w:p>
       <w:r>
-        <w:t xml:space="preserve"># Applying </w:t>
-      </w:r>
-      <w:proofErr w:type="spellStart"/>
-      <w:r>
-        <w:t>TRiSM</w:t>
-      </w:r>
-      <w:proofErr w:type="spellEnd"/>
-      <w:r>
-        <w:t xml:space="preserve"> governance</w:t>
+        <w:t># Applying TRiSM governance</w:t>
       </w:r>
     </w:p>
     <w:p>
@@ -4730,31 +3256,13 @@
       </w:r>
     </w:p>
     <w:p>
-      <w:proofErr w:type="spellStart"/>
-      <w:r>
-        <w:t>trism.secure</w:t>
-      </w:r>
-      <w:proofErr w:type="spellEnd"/>
-      <w:r>
-        <w:t>('</w:t>
-      </w:r>
-      <w:proofErr w:type="spellStart"/>
-      <w:r>
-        <w:t>SensitiveData</w:t>
-      </w:r>
-      <w:proofErr w:type="spellEnd"/>
-      <w:r>
-        <w:t>')</w:t>
-      </w:r>
-    </w:p>
-    <w:p>
-      <w:proofErr w:type="spellStart"/>
-      <w:r>
-        <w:t>trism.monitor</w:t>
-      </w:r>
-      <w:proofErr w:type="spellEnd"/>
-      <w:r>
-        <w:t>('Compliance')</w:t>
+      <w:r>
+        <w:t>trism.secure('SensitiveData')</w:t>
+      </w:r>
+    </w:p>
+    <w:p>
+      <w:r>
+        <w:t>trism.monitor('Compliance')</w:t>
       </w:r>
     </w:p>
     <w:p>
@@ -4767,11 +3275,7 @@
     </w:p>
     <w:p>
       <w:r>
-        <w:t xml:space="preserve">The post-AI era in Azure Data Engineering is marked by intelligent agents, autonomous pipelines, and robust governance. Data professionals must embrace </w:t>
-      </w:r>
-      <w:r>
-        <w:lastRenderedPageBreak/>
-        <w:t>these innovations, focusing on automation, real-time intelligence, and responsible AI practices. Staying updated with Azure’s evolving ecosystem will ensure that solutions remain scalable, secure, and impactful.</w:t>
+        <w:t>The post-AI era in Azure Data Engineering is marked by intelligent agents, autonomous pipelines, and robust governance. Data professionals must embrace these innovations, focusing on automation, real-time intelligence, and responsible AI practices. Staying updated with Azure’s evolving ecosystem will ensure that solutions remain scalable, secure, and impactful.</w:t>
       </w:r>
       <w:r>
         <w:t xml:space="preserve"> Some best p</w:t>
@@ -4846,15 +3350,7 @@
         </w:numPr>
       </w:pPr>
       <w:r>
-        <w:t xml:space="preserve">Implement </w:t>
-      </w:r>
-      <w:proofErr w:type="spellStart"/>
-      <w:r>
-        <w:t>TRiSM</w:t>
-      </w:r>
-      <w:proofErr w:type="spellEnd"/>
-      <w:r>
-        <w:t xml:space="preserve"> for trustworthy AI governance</w:t>
+        <w:t>Implement TRiSM for trustworthy AI governance</w:t>
       </w:r>
     </w:p>
     <w:p>
@@ -7640,6 +6136,7 @@
   <w:style w:type="character" w:default="1" w:styleId="DefaultParagraphFont">
     <w:name w:val="Default Paragraph Font"/>
     <w:uiPriority w:val="1"/>
+    <w:semiHidden/>
     <w:unhideWhenUsed/>
   </w:style>
   <w:style w:type="table" w:default="1" w:styleId="TableNormal">
